--- a/записка.docx
+++ b/записка.docx
@@ -1000,60 +1000,31 @@
             <w:r>
               <w:rPr>
                 <w:sz w:val="28"/>
-                <w:highlight w:val="yellow"/>
-              </w:rPr>
-              <w:t>Л</w:t>
+              </w:rPr>
+              <w:t>Т.Н</w:t>
             </w:r>
             <w:r>
               <w:rPr>
                 <w:sz w:val="28"/>
-                <w:highlight w:val="yellow"/>
-              </w:rPr>
-              <w:t>.</w:t>
-            </w:r>
-            <w:r>
-              <w:rPr>
-                <w:spacing w:val="-1"/>
+                <w:szCs w:val="28"/>
+              </w:rPr>
+              <w:t xml:space="preserve">. </w:t>
+            </w:r>
+            <w:proofErr w:type="spellStart"/>
+            <w:r>
+              <w:rPr>
                 <w:sz w:val="28"/>
-                <w:highlight w:val="yellow"/>
-              </w:rPr>
-              <w:t xml:space="preserve"> </w:t>
+                <w:szCs w:val="28"/>
+              </w:rPr>
+              <w:t>Г</w:t>
             </w:r>
             <w:r>
               <w:rPr>
                 <w:sz w:val="28"/>
-                <w:highlight w:val="yellow"/>
-              </w:rPr>
-              <w:t>Ч</w:t>
-            </w:r>
-            <w:r>
-              <w:rPr>
-                <w:sz w:val="28"/>
-                <w:highlight w:val="yellow"/>
-              </w:rPr>
-              <w:t>.</w:t>
-            </w:r>
-            <w:r>
-              <w:rPr>
-                <w:spacing w:val="-2"/>
-                <w:sz w:val="28"/>
-                <w:highlight w:val="yellow"/>
-              </w:rPr>
-              <w:t xml:space="preserve"> </w:t>
-            </w:r>
-            <w:r>
-              <w:rPr>
-                <w:sz w:val="28"/>
-                <w:highlight w:val="yellow"/>
-              </w:rPr>
-              <w:t>Горностай</w:t>
-            </w:r>
-            <w:r>
-              <w:rPr>
-                <w:sz w:val="28"/>
-              </w:rPr>
-              <w:t>???</w:t>
-            </w:r>
+              </w:rPr>
+              <w:t>ахария</w:t>
+            </w:r>
+            <w:proofErr w:type="spellEnd"/>
           </w:p>
         </w:tc>
       </w:tr>
@@ -2054,13 +2025,13 @@
               </wp:anchor>
             </w:drawing>
           </mc:Choice>
-          <mc:Fallback xmlns:w16sdtdh="http://schemas.microsoft.com/office/word/2020/wordml/sdtdatahash" xmlns:w16="http://schemas.microsoft.com/office/word/2018/wordml" xmlns:w16cid="http://schemas.microsoft.com/office/word/2016/wordml/cid" xmlns:w16cex="http://schemas.microsoft.com/office/word/2018/wordml/cex" xmlns:oel="http://schemas.microsoft.com/office/2019/extlst" xmlns:am3d="http://schemas.microsoft.com/office/drawing/2017/model3d" xmlns:aink="http://schemas.microsoft.com/office/drawing/2016/ink" xmlns:cx8="http://schemas.microsoft.com/office/drawing/2016/5/14/chartex" xmlns:cx7="http://schemas.microsoft.com/office/drawing/2016/5/13/chartex" xmlns:cx6="http://schemas.microsoft.com/office/drawing/2016/5/12/chartex" xmlns:cx5="http://schemas.microsoft.com/office/drawing/2016/5/11/chartex" xmlns:cx4="http://schemas.microsoft.com/office/drawing/2016/5/10/chartex" xmlns:cx3="http://schemas.microsoft.com/office/drawing/2016/5/9/chartex" xmlns:cx2="http://schemas.microsoft.com/office/drawing/2015/10/21/chartex" xmlns:cx1="http://schemas.microsoft.com/office/drawing/2015/9/8/chartex">
+          <mc:Fallback>
             <w:pict>
               <v:shapetype w14:anchorId="48909583" id="_x0000_t202" coordsize="21600,21600" o:spt="202" path="m,l,21600r21600,l21600,xe">
                 <v:stroke joinstyle="miter"/>
                 <v:path gradientshapeok="t" o:connecttype="rect"/>
               </v:shapetype>
-              <v:shape id="Text Box 15" o:spid="_x0000_s1026" type="#_x0000_t202" style="position:absolute;left:0;text-align:left;margin-left:546pt;margin-top:123.4pt;width:7.05pt;height:15.55pt;z-index:-17204224;visibility:visible;mso-wrap-style:square;mso-width-percent:0;mso-height-percent:0;mso-wrap-distance-left:9pt;mso-wrap-distance-top:0;mso-wrap-distance-right:9pt;mso-wrap-distance-bottom:0;mso-position-horizontal:absolute;mso-position-horizontal-relative:page;mso-position-vertical:absolute;mso-position-vertical-relative:text;mso-width-percent:0;mso-height-percent:0;mso-width-relative:page;mso-height-relative:page;v-text-anchor:top" o:gfxdata="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" filled="f" stroked="f">
+              <v:shape id="Text Box 15" o:spid="_x0000_s1026" type="#_x0000_t202" style="position:absolute;left:0;text-align:left;margin-left:546pt;margin-top:123.4pt;width:7.05pt;height:15.55pt;z-index:-17204224;visibility:visible;mso-wrap-style:square;mso-width-percent:0;mso-height-percent:0;mso-wrap-distance-left:9pt;mso-wrap-distance-top:0;mso-wrap-distance-right:9pt;mso-wrap-distance-bottom:0;mso-position-horizontal:absolute;mso-position-horizontal-relative:page;mso-position-vertical:absolute;mso-position-vertical-relative:text;mso-width-percent:0;mso-height-percent:0;mso-width-relative:page;mso-height-relative:page;v-text-anchor:top" o:gfxdata="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" filled="f" stroked="f">
                 <v:textbox inset="0,0,0,0">
                   <w:txbxContent>
                     <w:p>
@@ -2152,7 +2123,7 @@
               </wp:anchor>
             </w:drawing>
           </mc:Choice>
-          <mc:Fallback xmlns:w16du="http://schemas.microsoft.com/office/word/2023/wordml/word16du" xmlns:w16sdtdh="http://schemas.microsoft.com/office/word/2020/wordml/sdtdatahash" xmlns:w16="http://schemas.microsoft.com/office/word/2018/wordml" xmlns:w16cid="http://schemas.microsoft.com/office/word/2016/wordml/cid" xmlns:w16cex="http://schemas.microsoft.com/office/word/2018/wordml/cex" xmlns:oel="http://schemas.microsoft.com/office/2019/extlst" xmlns:am3d="http://schemas.microsoft.com/office/drawing/2017/model3d" xmlns:aink="http://schemas.microsoft.com/office/drawing/2016/ink" xmlns:cx8="http://schemas.microsoft.com/office/drawing/2016/5/14/chartex" xmlns:cx7="http://schemas.microsoft.com/office/drawing/2016/5/13/chartex" xmlns:cx6="http://schemas.microsoft.com/office/drawing/2016/5/12/chartex" xmlns:cx5="http://schemas.microsoft.com/office/drawing/2016/5/11/chartex" xmlns:cx4="http://schemas.microsoft.com/office/drawing/2016/5/10/chartex" xmlns:cx3="http://schemas.microsoft.com/office/drawing/2016/5/9/chartex" xmlns:cx2="http://schemas.microsoft.com/office/drawing/2015/10/21/chartex" xmlns:cx1="http://schemas.microsoft.com/office/drawing/2015/9/8/chartex">
+          <mc:Fallback xmlns:cx1="http://schemas.microsoft.com/office/drawing/2015/9/8/chartex" xmlns:cx2="http://schemas.microsoft.com/office/drawing/2015/10/21/chartex" xmlns:cx3="http://schemas.microsoft.com/office/drawing/2016/5/9/chartex" xmlns:cx4="http://schemas.microsoft.com/office/drawing/2016/5/10/chartex" xmlns:cx5="http://schemas.microsoft.com/office/drawing/2016/5/11/chartex" xmlns:cx6="http://schemas.microsoft.com/office/drawing/2016/5/12/chartex" xmlns:cx7="http://schemas.microsoft.com/office/drawing/2016/5/13/chartex" xmlns:cx8="http://schemas.microsoft.com/office/drawing/2016/5/14/chartex" xmlns:aink="http://schemas.microsoft.com/office/drawing/2016/ink" xmlns:am3d="http://schemas.microsoft.com/office/drawing/2017/model3d" xmlns:oel="http://schemas.microsoft.com/office/2019/extlst" xmlns:w16cex="http://schemas.microsoft.com/office/word/2018/wordml/cex" xmlns:w16cid="http://schemas.microsoft.com/office/word/2016/wordml/cid" xmlns:w16="http://schemas.microsoft.com/office/word/2018/wordml" xmlns:w16sdtdh="http://schemas.microsoft.com/office/word/2020/wordml/sdtdatahash" xmlns:w16du="http://schemas.microsoft.com/office/word/2023/wordml/word16du">
             <w:pict>
               <v:rect w14:anchorId="19A09AF3" id="Rectangle 14" o:spid="_x0000_s1026" style="position:absolute;margin-left:527.4pt;margin-top:122.45pt;width:50.4pt;height:22.8pt;z-index:15729152;visibility:visible;mso-wrap-style:square;mso-width-percent:0;mso-height-percent:0;mso-wrap-distance-left:9pt;mso-wrap-distance-top:0;mso-wrap-distance-right:9pt;mso-wrap-distance-bottom:0;mso-position-horizontal:absolute;mso-position-horizontal-relative:page;mso-position-vertical:absolute;mso-position-vertical-relative:text;mso-width-percent:0;mso-height-percent:0;mso-width-relative:page;mso-height-relative:page;v-text-anchor:top" o:gfxdata="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" stroked="f">
                 <w10:wrap anchorx="page"/>
@@ -2428,7 +2399,7 @@
                 <w:lang w:eastAsia="ru-RU"/>
                 <w14:ligatures w14:val="standardContextual"/>
               </w:rPr>
-              <w:tab/>
+              <w:t xml:space="preserve"> </w:t>
             </w:r>
             <w:r>
               <w:rPr>
@@ -2442,7 +2413,21 @@
                 <w:rStyle w:val="af9"/>
                 <w:noProof/>
               </w:rPr>
-              <w:t xml:space="preserve">еоретические основы автоматизации закупочной деятельности и поддержки принятия решений при комплексных закупках в </w:t>
+              <w:t xml:space="preserve">еоретические основы автоматизации закупочной деятельности и поддержки принятия решений при комплексных </w:t>
+            </w:r>
+            <w:r>
+              <w:rPr>
+                <w:rStyle w:val="af9"/>
+                <w:noProof/>
+              </w:rPr>
+              <w:br/>
+            </w:r>
+            <w:r>
+              <w:rPr>
+                <w:rStyle w:val="af9"/>
+                <w:noProof/>
+              </w:rPr>
+              <w:t xml:space="preserve">закупках в </w:t>
             </w:r>
             <w:r>
               <w:rPr>
@@ -2602,7 +2587,6 @@
             </w:r>
           </w:hyperlink>
         </w:p>
-        <w:bookmarkStart w:id="3" w:name="_GoBack"/>
         <w:p>
           <w:pPr>
             <w:pStyle w:val="21"/>
@@ -2620,97 +2604,83 @@
               <w14:ligatures w14:val="standardContextual"/>
             </w:rPr>
           </w:pPr>
-          <w:r>
-            <w:fldChar w:fldCharType="begin"/>
-          </w:r>
-          <w:r>
-            <w:instrText xml:space="preserve"> HYPERLINK \l "_Toc224071759" </w:instrText>
-          </w:r>
-          <w:r>
-            <w:fldChar w:fldCharType="separate"/>
-          </w:r>
-          <w:r>
-            <w:rPr>
-              <w:rStyle w:val="af9"/>
-              <w:noProof/>
-            </w:rPr>
-            <w:t>1.2</w:t>
-          </w:r>
-          <w:r>
-            <w:rPr>
-              <w:rFonts w:asciiTheme="minorHAnsi" w:eastAsiaTheme="minorEastAsia" w:hAnsiTheme="minorHAnsi" w:cstheme="minorBidi"/>
-              <w:noProof/>
-              <w:kern w:val="2"/>
-              <w:sz w:val="24"/>
-              <w:szCs w:val="24"/>
-              <w:lang w:eastAsia="ru-RU"/>
-              <w14:ligatures w14:val="standardContextual"/>
-            </w:rPr>
-            <w:tab/>
-          </w:r>
-          <w:r>
-            <w:rPr>
-              <w:rStyle w:val="af9"/>
-              <w:noProof/>
-            </w:rPr>
-            <w:t>Современные модели и методы управления закупками</w:t>
-          </w:r>
-          <w:r>
-            <w:rPr>
-              <w:noProof/>
-              <w:webHidden/>
-            </w:rPr>
-            <w:tab/>
-          </w:r>
-          <w:r>
-            <w:rPr>
-              <w:noProof/>
-              <w:webHidden/>
-            </w:rPr>
-            <w:fldChar w:fldCharType="begin"/>
-          </w:r>
-          <w:r>
-            <w:rPr>
-              <w:noProof/>
-              <w:webHidden/>
-            </w:rPr>
-            <w:instrText xml:space="preserve"> PAGEREF _Toc224071759 \h </w:instrText>
-          </w:r>
-          <w:r>
-            <w:rPr>
-              <w:noProof/>
-              <w:webHidden/>
-            </w:rPr>
-          </w:r>
-          <w:r>
-            <w:rPr>
-              <w:noProof/>
-              <w:webHidden/>
-            </w:rPr>
-            <w:fldChar w:fldCharType="separate"/>
-          </w:r>
-          <w:r>
-            <w:rPr>
-              <w:noProof/>
-              <w:webHidden/>
-            </w:rPr>
-            <w:t>11</w:t>
-          </w:r>
-          <w:r>
-            <w:rPr>
-              <w:noProof/>
-              <w:webHidden/>
-            </w:rPr>
-            <w:fldChar w:fldCharType="end"/>
-          </w:r>
-          <w:r>
-            <w:rPr>
-              <w:noProof/>
-            </w:rPr>
-            <w:fldChar w:fldCharType="end"/>
-          </w:r>
+          <w:hyperlink w:anchor="_Toc224071759" w:history="1">
+            <w:r>
+              <w:rPr>
+                <w:rStyle w:val="af9"/>
+                <w:noProof/>
+              </w:rPr>
+              <w:t>1.2</w:t>
+            </w:r>
+            <w:r>
+              <w:rPr>
+                <w:rFonts w:asciiTheme="minorHAnsi" w:eastAsiaTheme="minorEastAsia" w:hAnsiTheme="minorHAnsi" w:cstheme="minorBidi"/>
+                <w:noProof/>
+                <w:kern w:val="2"/>
+                <w:sz w:val="24"/>
+                <w:szCs w:val="24"/>
+                <w:lang w:eastAsia="ru-RU"/>
+                <w14:ligatures w14:val="standardContextual"/>
+              </w:rPr>
+              <w:tab/>
+            </w:r>
+            <w:r>
+              <w:rPr>
+                <w:rStyle w:val="af9"/>
+                <w:noProof/>
+              </w:rPr>
+              <w:t>Современные модели и методы управления закупками</w:t>
+            </w:r>
+            <w:r>
+              <w:rPr>
+                <w:noProof/>
+                <w:webHidden/>
+              </w:rPr>
+              <w:tab/>
+            </w:r>
+            <w:r>
+              <w:rPr>
+                <w:noProof/>
+                <w:webHidden/>
+              </w:rPr>
+              <w:fldChar w:fldCharType="begin"/>
+            </w:r>
+            <w:r>
+              <w:rPr>
+                <w:noProof/>
+                <w:webHidden/>
+              </w:rPr>
+              <w:instrText xml:space="preserve"> PAGEREF _Toc224071759 \h </w:instrText>
+            </w:r>
+            <w:r>
+              <w:rPr>
+                <w:noProof/>
+                <w:webHidden/>
+              </w:rPr>
+            </w:r>
+            <w:r>
+              <w:rPr>
+                <w:noProof/>
+                <w:webHidden/>
+              </w:rPr>
+              <w:fldChar w:fldCharType="separate"/>
+            </w:r>
+            <w:r>
+              <w:rPr>
+                <w:noProof/>
+                <w:webHidden/>
+              </w:rPr>
+              <w:t>11</w:t>
+            </w:r>
+            <w:r>
+              <w:rPr>
+                <w:noProof/>
+                <w:webHidden/>
+              </w:rPr>
+              <w:fldChar w:fldCharType="end"/>
+            </w:r>
+          </w:hyperlink>
         </w:p>
-        <w:bookmarkEnd w:id="3"/>
         <w:p>
           <w:pPr>
             <w:pStyle w:val="21"/>
@@ -2728,98 +2698,82 @@
               <w14:ligatures w14:val="standardContextual"/>
             </w:rPr>
           </w:pPr>
-          <w:r>
-            <w:fldChar w:fldCharType="begin"/>
-          </w:r>
-          <w:r>
-            <w:instrText xml:space="preserve"> HYPERL</w:instrText>
-          </w:r>
-          <w:r>
-            <w:instrText xml:space="preserve">INK \l "_Toc224071760" </w:instrText>
-          </w:r>
-          <w:r>
-            <w:fldChar w:fldCharType="separate"/>
-          </w:r>
-          <w:r>
-            <w:rPr>
-              <w:rStyle w:val="af9"/>
-              <w:noProof/>
-            </w:rPr>
-            <w:t>1.3</w:t>
-          </w:r>
-          <w:r>
-            <w:rPr>
-              <w:rFonts w:asciiTheme="minorHAnsi" w:eastAsiaTheme="minorEastAsia" w:hAnsiTheme="minorHAnsi" w:cstheme="minorBidi"/>
-              <w:noProof/>
-              <w:kern w:val="2"/>
-              <w:sz w:val="24"/>
-              <w:szCs w:val="24"/>
-              <w:lang w:eastAsia="ru-RU"/>
-              <w14:ligatures w14:val="standardContextual"/>
-            </w:rPr>
-            <w:tab/>
-          </w:r>
-          <w:r>
-            <w:rPr>
-              <w:rStyle w:val="af9"/>
-              <w:noProof/>
-            </w:rPr>
-            <w:t>Комплексные закупки в В2В-сегменте: сущность, преимущества и проблемы реализации</w:t>
-          </w:r>
-          <w:r>
-            <w:rPr>
-              <w:noProof/>
-              <w:webHidden/>
-            </w:rPr>
-            <w:tab/>
-          </w:r>
-          <w:r>
-            <w:rPr>
-              <w:noProof/>
-              <w:webHidden/>
-            </w:rPr>
-            <w:fldChar w:fldCharType="begin"/>
-          </w:r>
-          <w:r>
-            <w:rPr>
-              <w:noProof/>
-              <w:webHidden/>
-            </w:rPr>
-            <w:instrText xml:space="preserve"> PAGEREF _Toc224071760 \h </w:instrText>
-          </w:r>
-          <w:r>
-            <w:rPr>
-              <w:noProof/>
-              <w:webHidden/>
-            </w:rPr>
-          </w:r>
-          <w:r>
-            <w:rPr>
-              <w:noProof/>
-              <w:webHidden/>
-            </w:rPr>
-            <w:fldChar w:fldCharType="separate"/>
-          </w:r>
-          <w:r>
-            <w:rPr>
-              <w:noProof/>
-              <w:webHidden/>
-            </w:rPr>
-            <w:t>11</w:t>
-          </w:r>
-          <w:r>
-            <w:rPr>
-              <w:noProof/>
-              <w:webHidden/>
-            </w:rPr>
-            <w:fldChar w:fldCharType="end"/>
-          </w:r>
-          <w:r>
-            <w:rPr>
-              <w:noProof/>
-            </w:rPr>
-            <w:fldChar w:fldCharType="end"/>
-          </w:r>
+          <w:hyperlink w:anchor="_Toc224071760" w:history="1">
+            <w:r>
+              <w:rPr>
+                <w:rStyle w:val="af9"/>
+                <w:noProof/>
+              </w:rPr>
+              <w:t>1.3</w:t>
+            </w:r>
+            <w:r>
+              <w:rPr>
+                <w:rFonts w:asciiTheme="minorHAnsi" w:eastAsiaTheme="minorEastAsia" w:hAnsiTheme="minorHAnsi" w:cstheme="minorBidi"/>
+                <w:noProof/>
+                <w:kern w:val="2"/>
+                <w:sz w:val="24"/>
+                <w:szCs w:val="24"/>
+                <w:lang w:eastAsia="ru-RU"/>
+                <w14:ligatures w14:val="standardContextual"/>
+              </w:rPr>
+              <w:tab/>
+            </w:r>
+            <w:r>
+              <w:rPr>
+                <w:rStyle w:val="af9"/>
+                <w:noProof/>
+              </w:rPr>
+              <w:t>Комплексные закупки в В2В-сегменте: сущность, преимущества и проблемы реализации</w:t>
+            </w:r>
+            <w:r>
+              <w:rPr>
+                <w:noProof/>
+                <w:webHidden/>
+              </w:rPr>
+              <w:tab/>
+            </w:r>
+            <w:r>
+              <w:rPr>
+                <w:noProof/>
+                <w:webHidden/>
+              </w:rPr>
+              <w:fldChar w:fldCharType="begin"/>
+            </w:r>
+            <w:r>
+              <w:rPr>
+                <w:noProof/>
+                <w:webHidden/>
+              </w:rPr>
+              <w:instrText xml:space="preserve"> PAGEREF _Toc224071760 \h </w:instrText>
+            </w:r>
+            <w:r>
+              <w:rPr>
+                <w:noProof/>
+                <w:webHidden/>
+              </w:rPr>
+            </w:r>
+            <w:r>
+              <w:rPr>
+                <w:noProof/>
+                <w:webHidden/>
+              </w:rPr>
+              <w:fldChar w:fldCharType="separate"/>
+            </w:r>
+            <w:r>
+              <w:rPr>
+                <w:noProof/>
+                <w:webHidden/>
+              </w:rPr>
+              <w:t>11</w:t>
+            </w:r>
+            <w:r>
+              <w:rPr>
+                <w:noProof/>
+                <w:webHidden/>
+              </w:rPr>
+              <w:fldChar w:fldCharType="end"/>
+            </w:r>
+          </w:hyperlink>
         </w:p>
         <w:p>
           <w:pPr>
@@ -5094,7 +5048,21 @@
                 <w:rStyle w:val="af9"/>
                 <w:noProof/>
               </w:rPr>
-              <w:t>кономическое обоснование эффективности разработки программного средства</w:t>
+              <w:t>кономическое об</w:t>
+            </w:r>
+            <w:r>
+              <w:rPr>
+                <w:rStyle w:val="af9"/>
+                <w:noProof/>
+              </w:rPr>
+              <w:t>о</w:t>
+            </w:r>
+            <w:r>
+              <w:rPr>
+                <w:rStyle w:val="af9"/>
+                <w:noProof/>
+              </w:rPr>
+              <w:t>снование эффективности разработки программного средства</w:t>
             </w:r>
             <w:r>
               <w:rPr>
@@ -6416,12 +6384,12 @@
         <w:ind w:left="0" w:right="60" w:firstLine="0"/>
         <w:jc w:val="center"/>
       </w:pPr>
-      <w:bookmarkStart w:id="4" w:name="_Toc224071756"/>
+      <w:bookmarkStart w:id="3" w:name="_Toc224071756"/>
       <w:r>
         <w:lastRenderedPageBreak/>
         <w:t>ВВЕДЕНИЕ</w:t>
       </w:r>
-      <w:bookmarkEnd w:id="4"/>
+      <w:bookmarkEnd w:id="3"/>
     </w:p>
     <w:p>
       <w:pPr>
@@ -6858,8 +6826,8 @@
           <w:szCs w:val="32"/>
         </w:rPr>
       </w:pPr>
-      <w:bookmarkStart w:id="5" w:name="_Toc214232689"/>
-      <w:bookmarkStart w:id="6" w:name="_Toc224071757"/>
+      <w:bookmarkStart w:id="4" w:name="_Toc214232689"/>
+      <w:bookmarkStart w:id="5" w:name="_Toc224071757"/>
       <w:r>
         <w:rPr>
           <w:sz w:val="32"/>
@@ -6875,7 +6843,7 @@
         </w:rPr>
         <w:tab/>
       </w:r>
-      <w:bookmarkEnd w:id="5"/>
+      <w:bookmarkEnd w:id="4"/>
       <w:r>
         <w:rPr>
           <w:sz w:val="32"/>
@@ -6883,7 +6851,7 @@
         </w:rPr>
         <w:t xml:space="preserve">ТЕОРЕТИЧЕСКИЕ ОСНОВЫ </w:t>
       </w:r>
-      <w:bookmarkEnd w:id="6"/>
+      <w:bookmarkEnd w:id="5"/>
       <w:r>
         <w:rPr>
           <w:sz w:val="32"/>
@@ -6917,8 +6885,8 @@
           <w:szCs w:val="28"/>
         </w:rPr>
       </w:pPr>
-      <w:bookmarkStart w:id="7" w:name="_Toc214232690"/>
-      <w:bookmarkStart w:id="8" w:name="_Toc224071758"/>
+      <w:bookmarkStart w:id="6" w:name="_Toc214232690"/>
+      <w:bookmarkStart w:id="7" w:name="_Toc224071758"/>
       <w:r>
         <w:rPr>
           <w:rFonts w:ascii="Times New Roman" w:hAnsi="Times New Roman" w:cs="Times New Roman"/>
@@ -6941,7 +6909,7 @@
         </w:rPr>
         <w:tab/>
       </w:r>
-      <w:bookmarkEnd w:id="7"/>
+      <w:bookmarkEnd w:id="6"/>
       <w:r>
         <w:rPr>
           <w:rFonts w:ascii="Times New Roman" w:hAnsi="Times New Roman" w:cs="Times New Roman"/>
@@ -6953,7 +6921,7 @@
         </w:rPr>
         <w:t xml:space="preserve">Понятие и особенности </w:t>
       </w:r>
-      <w:bookmarkEnd w:id="8"/>
+      <w:bookmarkEnd w:id="7"/>
       <w:r>
         <w:rPr>
           <w:rFonts w:ascii="Times New Roman" w:hAnsi="Times New Roman" w:cs="Times New Roman"/>
@@ -6990,7 +6958,21 @@
           <w:sz w:val="28"/>
           <w:szCs w:val="28"/>
         </w:rPr>
-        <w:t>Автомобильные перевозки представляют собой совокупность организационных и технологических операций, направленных на перемещение грузов и пассажиров с использованием автомобильного транспорта. Автомобильный транспорт является одним из наиболее востребованных видов транспорта в Республике Беларусь, обеспечивая значительную долю внутренних и международных грузоперевозок. Согласно Закону Республики Беларусь от 14 августа 2007 г. № 278-З «Об автомобильном транспорте и автомобильных перевозках», автомобильная перевозка — это перемещение грузов, пассажиров и багажа автомобильными транспортными средствами по автомобильным дорогам [1]. Данный нормативно-правовой акт определяет правовые основы деятельности автомобильного транспорта, устанавливает права и обязанности участников перевозочного процесса, а также регламентирует порядок организации и выполнения автомобильных перевозок на территории страны.</w:t>
+        <w:t>Автомобильные перевозки представляют собой совокупность организационных и технологических операций, направленных на перемещение грузов и пассажиров с использованием автомобильного транспорта. Автомобильный транспорт является одним из наиболее востребованных видов транспорта в Республике Беларусь, обеспечивая значительную долю внутренних и международных грузоперевозок. Согласно Закону Республики Беларусь от 14 августа 2007 г. № 278-З «Об автомобильном транспорте и автомобильных перево</w:t>
+      </w:r>
+      <w:r>
+        <w:rPr>
+          <w:sz w:val="28"/>
+          <w:szCs w:val="28"/>
+        </w:rPr>
+        <w:t>зках», автомобильная перевозка –</w:t>
+      </w:r>
+      <w:r>
+        <w:rPr>
+          <w:sz w:val="28"/>
+          <w:szCs w:val="28"/>
+        </w:rPr>
+        <w:t xml:space="preserve"> это перемещение грузов, пассажиров и багажа автомобильными транспортными средствами по автомобильным дорогам [1]. Данный нормативно-правовой акт определяет правовые основы деятельности автомобильного транспорта, устанавливает права и обязанности участников перевозочного процесса, а также регламентирует порядок организации и выполнения автомобильных перевозок на территории страны.</w:t>
       </w:r>
     </w:p>
     <w:p>
@@ -7007,7 +6989,35 @@
           <w:sz w:val="28"/>
           <w:szCs w:val="28"/>
         </w:rPr>
-        <w:t>Прежде чем рассматривать специфику поиска автоперевозчиков, необходимо определить ключевые понятия данной предметной области. Автоперевозчик — это юридическое лицо или индивидуальный предприниматель, осуществляющий деятельность по перевозке грузов или пассажиров автомобильным транспортом на коммерческой основе. Заказчик перевозки — физическое или юридическое лицо, нуждающееся в транспортных услугах и выступающее инициатором заключения договора перевозки. Поиск автоперевозчика представляет собой процесс выявления, оценки и выбора исполнителя транспортных услуг, наиболее полно отвечающего требованиям заказчика по совокупности критериев: стоимость, сроки, надёжность, тип транспортного средства и иные условия. В отличие от разовой потребительской услуги, где решение может быть принято спонтанно, поиск автоперевозчика для бизнес-целей предполагает рациональный анализ множества параметров и сопоставление альтернативных предложений.</w:t>
+        <w:t>Прежде чем рассматривать специфику поиска автоперевозчиков, необходимо определить ключевые понятия данной пред</w:t>
+      </w:r>
+      <w:r>
+        <w:rPr>
+          <w:sz w:val="28"/>
+          <w:szCs w:val="28"/>
+        </w:rPr>
+        <w:t>метной области. Автоперевозчик –</w:t>
+      </w:r>
+      <w:r>
+        <w:rPr>
+          <w:sz w:val="28"/>
+          <w:szCs w:val="28"/>
+        </w:rPr>
+        <w:t xml:space="preserve"> это юридическое лицо или индивидуальный предприниматель, осуществляющий деятельность по перевозке грузов или пассажиров автомобильным транспортом на коммерческ</w:t>
+      </w:r>
+      <w:r>
+        <w:rPr>
+          <w:sz w:val="28"/>
+          <w:szCs w:val="28"/>
+        </w:rPr>
+        <w:t>ой основе. Заказчик перевозки –</w:t>
+      </w:r>
+      <w:r>
+        <w:rPr>
+          <w:sz w:val="28"/>
+          <w:szCs w:val="28"/>
+        </w:rPr>
+        <w:t xml:space="preserve"> физическое или юридическое лицо, нуждающееся в транспортных услугах и выступающее инициатором заключения договора перевозки. Поиск автоперевозчика представляет собой процесс выявления, оценки и выбора исполнителя транспортных услуг, наиболее полно отвечающего требованиям заказчика по совокупности критериев: стоимость, сроки, надёжность, тип транспортного средства и иные условия. В отличие от разовой потребительской услуги, где решение может быть принято спонтанно, поиск автоперевозчика для бизнес-целей предполагает рациональный анализ множества параметров и сопоставление альтернативных предложений.</w:t>
       </w:r>
     </w:p>
     <w:p>
@@ -7258,7 +7268,35 @@
           <w:sz w:val="28"/>
           <w:szCs w:val="28"/>
         </w:rPr>
-        <w:t>В отличие от многих других сфер, где процесс выбора исполнителя может занимать недели и месяцы, в сфере автоперевозок зачастую требуется оперативное принятие решения. Потребность в перевозке может возникнуть срочно: необходимость экстренной доставки комплектующих на производство, перевозка скоропортящихся товаров, перемещение груза в связи с изменением логистической схемы. В таких условиях традиционные способы поиска перевозчика — обзвон компаний, рассылка запросов по электронной почте, изучение объявлений — не обеспечивают необходимой скорости. Онлайн-сервис, предоставляющий актуальную информацию о доступных перевозчиках в режиме реального времени, способен существенно сократить время от возникновения потребности до заключения соглашения о перевозке.</w:t>
+        <w:t xml:space="preserve">В отличие от многих других сфер, где процесс выбора исполнителя может занимать недели и месяцы, в сфере автоперевозок зачастую требуется оперативное принятие решения. Потребность в перевозке может возникнуть срочно: необходимость экстренной доставки комплектующих на производство, перевозка скоропортящихся товаров, перемещение груза в связи с изменением логистической схемы. В таких условиях традиционные </w:t>
+      </w:r>
+      <w:r>
+        <w:rPr>
+          <w:sz w:val="28"/>
+          <w:szCs w:val="28"/>
+        </w:rPr>
+        <w:t>способы поиска перевозчика –</w:t>
+      </w:r>
+      <w:r>
+        <w:rPr>
+          <w:sz w:val="28"/>
+          <w:szCs w:val="28"/>
+        </w:rPr>
+        <w:t xml:space="preserve"> обзвон компаний, рассылка запросов по электрон</w:t>
+      </w:r>
+      <w:r>
+        <w:rPr>
+          <w:sz w:val="28"/>
+          <w:szCs w:val="28"/>
+        </w:rPr>
+        <w:t>ной почте, изучение объявлений –</w:t>
+      </w:r>
+      <w:r>
+        <w:rPr>
+          <w:sz w:val="28"/>
+          <w:szCs w:val="28"/>
+        </w:rPr>
+        <w:t xml:space="preserve"> не обеспечивают необходимой скорости. Онлайн-сервис, предоставляющий актуальную информацию о доступных перевозчиках в режиме реального времени, способен существенно сократить время от возникновения потребности до заключения соглашения о перевозке.</w:t>
       </w:r>
     </w:p>
     <w:p>
@@ -7447,7 +7485,35 @@
           <w:sz w:val="28"/>
           <w:szCs w:val="28"/>
         </w:rPr>
-        <w:t xml:space="preserve">Современная транспортная отрасль переживает период активной цифровой трансформации. Традиционные методы поиска перевозчиков — через телефонные справочники, личные контакты и газетные объявления — постепенно уступают место цифровым платформам и онлайн-сервисам. Биржи грузоперевозок, такие как DELLA [4], </w:t>
+        <w:t>Современная транспортная отрасль переживает период активной цифровой трансформации. Традицион</w:t>
+      </w:r>
+      <w:r>
+        <w:rPr>
+          <w:sz w:val="28"/>
+          <w:szCs w:val="28"/>
+        </w:rPr>
+        <w:t>ные методы поиска перевозчиков –</w:t>
+      </w:r>
+      <w:r>
+        <w:rPr>
+          <w:sz w:val="28"/>
+          <w:szCs w:val="28"/>
+        </w:rPr>
+        <w:t xml:space="preserve"> через телефонные справочники, личные </w:t>
+      </w:r>
+      <w:r>
+        <w:rPr>
+          <w:sz w:val="28"/>
+          <w:szCs w:val="28"/>
+        </w:rPr>
+        <w:t>контакты и газетные объявления –</w:t>
+      </w:r>
+      <w:r>
+        <w:rPr>
+          <w:sz w:val="28"/>
+          <w:szCs w:val="28"/>
+        </w:rPr>
+        <w:t xml:space="preserve"> постепенно уступают место цифровым платформам и онлайн-сервисам. Биржи грузоперевозок, такие как DELLA [4], </w:t>
       </w:r>
       <w:proofErr w:type="spellStart"/>
       <w:r>
@@ -7480,7 +7546,7 @@
           <w:sz w:val="28"/>
           <w:szCs w:val="28"/>
         </w:rPr>
-        <w:t xml:space="preserve">Вопросы проектирования подобных информационных систем находят отражение в научной и учебной литературе. В. И. Грекул, Н. Л. Коровкина и Г. А. Левочкина рассматривают комплексный подход к проектированию информационных систем, включающий анализ предметной области, моделирование бизнес-процессов и формирование архитектурных решений [9]. Д. В. Чистов и соавторы акцентируют внимание на практических аспектах проектирования, включая выбор технологий и инструментов разработки [13]. С. Ю. Золотов в своём учебном пособии детально рассматривает этапы жизненного цикла информационных систем и методы их проектирования [11]. </w:t>
+        <w:t xml:space="preserve">Вопросы проектирования подобных информационных систем находят отражение в научной и учебной литературе. В. И. Грекул, Н. Л. Коровкина и Г. А. Левочкина рассматривают комплексный подход к проектированию информационных систем, включающий анализ предметной области, моделирование бизнес-процессов и формирование архитектурных решений [9]. Д. В. Чистов и соавторы акцентируют внимание на практических аспектах проектирования, включая выбор технологий и инструментов разработки [13]. С. Ю. Золотов в своём учебном пособии детально рассматривает этапы жизненного цикла информационных систем и методы их проектирования [11]. А. О. Грудзинский описывает основы проектирования информационных </w:t>
       </w:r>
       <w:r>
         <w:rPr>
@@ -7488,7 +7554,7 @@
           <w:szCs w:val="28"/>
         </w:rPr>
         <w:lastRenderedPageBreak/>
-        <w:t>А. О. Грудзинский описывает основы проектирования информационных систем с акцентом на формирование требований и моделирование данных [10]. Г. Н. Исаев рассматривает теоретические и методологические основы проектирования информационных систем, включая вопросы обеспечения качества и надёжности [12]. Указанные работы составляют методологическую базу для проектирования разрабатываемого программного средства.</w:t>
+        <w:t>систем с акцентом на формирование требований и моделирование данных [10]. Г. Н. Исаев рассматривает теоретические и методологические основы проектирования информационных систем, включая вопросы обеспечения качества и надёжности [12]. Указанные работы составляют методологическую базу для проектирования разрабатываемого программного средства.</w:t>
       </w:r>
     </w:p>
     <w:p>
@@ -7562,8 +7628,8 @@
           <w:szCs w:val="28"/>
         </w:rPr>
       </w:pPr>
-      <w:bookmarkStart w:id="9" w:name="_Toc214232691"/>
-      <w:bookmarkStart w:id="10" w:name="_Toc224071759"/>
+      <w:bookmarkStart w:id="8" w:name="_Toc214232691"/>
+      <w:bookmarkStart w:id="9" w:name="_Toc224071759"/>
       <w:r>
         <w:rPr>
           <w:rFonts w:ascii="Times New Roman" w:hAnsi="Times New Roman" w:cs="Times New Roman"/>
@@ -7586,7 +7652,7 @@
         </w:rPr>
         <w:tab/>
       </w:r>
-      <w:bookmarkEnd w:id="9"/>
+      <w:bookmarkEnd w:id="8"/>
       <w:r>
         <w:rPr>
           <w:rFonts w:ascii="Times New Roman" w:hAnsi="Times New Roman" w:cs="Times New Roman"/>
@@ -7598,7 +7664,7 @@
         </w:rPr>
         <w:t xml:space="preserve">Современные модели и методы </w:t>
       </w:r>
-      <w:bookmarkEnd w:id="10"/>
+      <w:bookmarkEnd w:id="9"/>
       <w:r>
         <w:rPr>
           <w:rFonts w:ascii="Times New Roman" w:hAnsi="Times New Roman" w:cs="Times New Roman"/>
@@ -7633,7 +7699,19 @@
         <w:rPr>
           <w:lang w:val="ru-RU"/>
         </w:rPr>
-        <w:t>Эффективный поиск автоперевозчиков требует применения систематизированных подходов, позволяющих заказчику в кратчайшие сроки найти надёжного исполнителя, соответствующего заданным критериям по стоимости, срокам, типу транспортного средства и иным параметрам. На протяжении последних десятилетий модели и методы поиска автоперевозчиков претерпели значительную эволюцию — от прямого обращения к знакомым перевозчикам и изучения печатных справочников к использованию специализированных цифровых платформ и интеллектуальных систем подбора. В настоящем разделе рассматриваются основные модели и методы, получившие наибольшее распространение в современной практике поиска автоперевозчиков.</w:t>
+        <w:t>Эффективный поиск автоперевозчиков требует применения систематизированных подходов, позволяющих заказчику в кратчайшие сроки найти надёжного исполнителя, соответствующего заданным критериям по стоимости, срокам, типу транспортного средства и иным параметрам. На протяжении последних десятилетий модели и методы поиска автоперевозчиков пр</w:t>
+      </w:r>
+      <w:r>
+        <w:rPr>
+          <w:lang w:val="ru-RU"/>
+        </w:rPr>
+        <w:t>етерпели значительную эволюцию –</w:t>
+      </w:r>
+      <w:r>
+        <w:rPr>
+          <w:lang w:val="ru-RU"/>
+        </w:rPr>
+        <w:t xml:space="preserve"> от прямого обращения к знакомым перевозчикам и изучения печатных справочников к использованию специализированных цифровых платформ и интеллектуальных систем подбора. В настоящем разделе рассматриваются основные модели и методы, получившие наибольшее распространение в современной практике поиска автоперевозчиков.</w:t>
       </w:r>
     </w:p>
     <w:p>
@@ -7661,14 +7739,26 @@
         <w:rPr>
           <w:lang w:val="ru-RU"/>
         </w:rPr>
-        <w:t xml:space="preserve">Исторически сложившимся способом поиска перевозчика является прямое обращение — телефонные звонки в транспортные компании, использование личных и деловых контактов, изучение печатных справочников и рекламных объявлений. Данный подход характеризуется рядом существенных ограничений: узкий охват рынка (заказчик обращается лишь к тем перевозчикам, о которых ему известно), высокая трудоёмкость (необходимость многократных звонков и переговоров), субъективность выбора (решение принимается на основании ограниченной информации и личного опыта), отсутствие возможности объективного сравнения предложений. Тем не менее традиционные методы до сих пор сохраняют определённое значение, особенно в сегменте малого бизнеса и при наличии устоявшихся долгосрочных отношений между заказчиком и перевозчиком. В </w:t>
+        <w:t>Исторически сложившимся способом поиска перевоз</w:t>
+      </w:r>
+      <w:r>
+        <w:rPr>
+          <w:lang w:val="ru-RU"/>
+        </w:rPr>
+        <w:t>чика является прямое обращение –</w:t>
+      </w:r>
+      <w:r>
+        <w:rPr>
+          <w:lang w:val="ru-RU"/>
+        </w:rPr>
+        <w:t xml:space="preserve"> телефонные звонки в транспортные компании, использование личных и деловых контактов, изучение печатных справочников и рекламных объявлений. Данный подход характеризуется рядом существенных ограничений: узкий охват рынка (заказчик обращается лишь к тем перевозчикам, о которых ему известно), высокая трудоёмкость (необходимость многократных звонков и переговоров), субъективность выбора (решение принимается на основании ограниченной информации и личного опыта), отсутствие возможности объективного сравнения предложений. Тем не менее традиционные методы до сих пор сохраняют определённое значение, особенно в сегменте малого бизнеса и при наличии устоявшихся долгосрочных отношений между заказчиком и перевозчиком. В условиях, когда заказчик и перевозчик уже имеют успешный опыт </w:t>
       </w:r>
       <w:r>
         <w:rPr>
           <w:lang w:val="ru-RU"/>
         </w:rPr>
         <w:lastRenderedPageBreak/>
-        <w:t>условиях, когда заказчик и перевозчик уже имеют успешный опыт сотрудничества, повторное обращение к проверенному исполнителю является рациональной стратегией, минимизирующей риски и транзакционные издержки.</w:t>
+        <w:t>сотрудничества, повторное обращение к проверенному исполнителю является рациональной стратегией, минимизирующей риски и транзакционные издержки.</w:t>
       </w:r>
     </w:p>
     <w:p>
@@ -7724,7 +7814,19 @@
         <w:rPr>
           <w:lang w:val="ru-RU"/>
         </w:rPr>
-        <w:t>Качественным скачком в развитии методов поиска автоперевозчиков стало появление электронных бирж грузоперевозок — специализированных онлайн-платформ, обеспечивающих встречу спроса и предложения на рынке транспортных услуг. Модель фрахтовой биржи основана на принципе агрегации: на платформе одновременно размещаются заявки от грузовладельцев (предложения грузов) и объявления от перевозчиков (предложения свободного транспорта), что обеспечивает формирование единого информационного пространства. Среди наиболее известных бирж грузоперевозок, функционирующих на территории Беларуси и стран СНГ, следует выделить несколько ключевых платформ.</w:t>
+        <w:t>Качественным скачком в развитии методов поиска автоперевозчиков стало появление э</w:t>
+      </w:r>
+      <w:r>
+        <w:rPr>
+          <w:lang w:val="ru-RU"/>
+        </w:rPr>
+        <w:t>лектронных бирж грузоперевозок –</w:t>
+      </w:r>
+      <w:r>
+        <w:rPr>
+          <w:lang w:val="ru-RU"/>
+        </w:rPr>
+        <w:t xml:space="preserve"> специализированных онлайн-платформ, обеспечивающих встречу спроса и предложения на рынке транспортных услуг. Модель фрахтовой биржи основана на принципе агрегации: на платформе одновременно размещаются заявки от грузовладельцев (предложения грузов) и объявления от перевозчиков (предложения свободного транспорта), что обеспечивает формирование единого информационного пространства. Среди наиболее известных бирж грузоперевозок, функционирующих на территории Беларуси и стран СНГ, следует выделить несколько ключевых платформ.</w:t>
       </w:r>
     </w:p>
     <w:p>
@@ -7741,7 +7843,13 @@
         <w:rPr>
           <w:lang w:val="ru-RU"/>
         </w:rPr>
-        <w:t xml:space="preserve"> — одна из крупнейших бирж грузоперевозок в Восточной Европе, предоставляющая сервис по поиску грузов и транспорта [4]. Платформа обеспечивает широкий географический охват, включая Беларусь, Украину, Россию и страны Европейского союза. Функциональные возможности включают размещение заявок на перевозку, поиск свободного транспорта, просмотр информации о перевозчиках, систему рейтингов и отзывов. Вместе с тем платформа ориентирована преимущественно на международные и межрегиональные перевозки, что ограничивает её применимость для поиска перевозчиков, специализирующихся на внутригородских перевозках в рамках г. Минска.</w:t>
+        <w:t xml:space="preserve"> –</w:t>
+      </w:r>
+      <w:r>
+        <w:rPr>
+          <w:lang w:val="ru-RU"/>
+        </w:rPr>
+        <w:t xml:space="preserve"> одна из крупнейших бирж грузоперевозок в Восточной Европе, предоставляющая сервис по поиску грузов и транспорта [4]. Платформа обеспечивает широкий географический охват, включая Беларусь, Украину, Россию и страны Европейского союза. Функциональные возможности включают размещение заявок на перевозку, поиск свободного транспорта, просмотр информации о перевозчиках, систему рейтингов и отзывов. Вместе с тем платформа ориентирована преимущественно на международные и межрегиональные перевозки, что ограничивает её применимость для поиска перевозчиков, специализирующихся на внутригородских перевозках в рамках г. Минска.</w:t>
       </w:r>
     </w:p>
     <w:p>
@@ -7769,14 +7877,20 @@
         <w:rPr>
           <w:lang w:val="ru-RU"/>
         </w:rPr>
-        <w:t xml:space="preserve"> — сервис для поиска перевозчиков грузов и свободного транспорта, один из старейших и наиболее известных ресурсов на постсоветском пространстве [5]. Платформа располагает обширной базой данных перевозчиков и грузовладельцев, предоставляет инструменты поиска </w:t>
+        <w:t xml:space="preserve"> –</w:t>
+      </w:r>
+      <w:r>
+        <w:rPr>
+          <w:lang w:val="ru-RU"/>
+        </w:rPr>
+        <w:t xml:space="preserve"> сервис для поиска перевозчиков грузов и свободного транспорта, один из старейших и наиболее известных ресурсов на постсоветском пространстве [5]. Платформа располагает обширной базой данных перевозчиков и грузовладельцев, предоставляет инструменты поиска и фильтрации, систему проверки контрагентов и рейтинговую систему. </w:t>
       </w:r>
       <w:r>
         <w:rPr>
           <w:lang w:val="ru-RU"/>
         </w:rPr>
         <w:lastRenderedPageBreak/>
-        <w:t>и фильтрации, систему проверки контрагентов и рейтинговую систему. Однако интерфейс платформы во многом ориентирован на опытных участников рынка и может представлять сложность для пользователей, не имеющих опыта работы с биржами грузоперевозок.</w:t>
+        <w:t>Однако интерфейс платформы во многом ориентирован на опытных участников рынка и может представлять сложность для пользователей, не имеющих опыта работы с биржами грузоперевозок.</w:t>
       </w:r>
     </w:p>
     <w:p>
@@ -7802,7 +7916,13 @@
         <w:rPr>
           <w:lang w:val="ru-RU"/>
         </w:rPr>
-        <w:t xml:space="preserve"> — крупнейшая биржа грузоперевозок в России и СНГ, обеспечивающая поиск перевозчиков для доставки грузов автомобильным транспортом [7]. Платформа предоставляет развитый функционал: калькулятор стоимости перевозок, систему страхования грузов, верификацию перевозчиков, модуль отслеживания транспорта. Вместе с тем основная пользовательская база </w:t>
+        <w:t xml:space="preserve"> –</w:t>
+      </w:r>
+      <w:r>
+        <w:rPr>
+          <w:lang w:val="ru-RU"/>
+        </w:rPr>
+        <w:t xml:space="preserve"> крупнейшая биржа грузоперевозок в России и СНГ, обеспечивающая поиск перевозчиков для доставки грузов автомобильным транспортом [7]. Платформа предоставляет развитый функционал: калькулятор стоимости перевозок, систему страхования грузов, верификацию перевозчиков, модуль отслеживания транспорта. Вместе с тем основная пользовательская база </w:t>
       </w:r>
       <w:r>
         <w:t>ATI</w:t>
@@ -7846,7 +7966,13 @@
         <w:rPr>
           <w:lang w:val="ru-RU"/>
         </w:rPr>
-        <w:t xml:space="preserve"> — белорусская биржа грузоперевозок, ориентированная на поиск грузов и транспорта для перевозки по Минску, Беларуси, России, СНГ и Европе [8]. Данная платформа в большей степени адаптирована к специфике белорусского рынка, однако её функциональные возможности в части фильтрации, ранжирования и верификации перевозчиков уступают более крупным международным платформам.</w:t>
+        <w:t xml:space="preserve"> –</w:t>
+      </w:r>
+      <w:r>
+        <w:rPr>
+          <w:lang w:val="ru-RU"/>
+        </w:rPr>
+        <w:t xml:space="preserve"> белорусская биржа грузоперевозок, ориентированная на поиск грузов и транспорта для перевозки по Минску, Беларуси, России, СНГ и Европе [8]. Данная платформа в большей степени адаптирована к специфике белорусского рынка, однако её функциональные возможности в части фильтрации, ранжирования и верификации перевозчиков уступают более крупным международным платформам.</w:t>
       </w:r>
     </w:p>
     <w:p>
@@ -7916,14 +8042,14 @@
         <w:rPr>
           <w:lang w:val="ru-RU"/>
         </w:rPr>
-        <w:t xml:space="preserve">В последние годы в сфере поиска транспортных услуг получила развитие модель онлайн-агрегатора, заимствованная из других отраслей экономики совместного потребления. В отличие от классической биржи, где заказчик и перевозчик самостоятельно находят друг друга и ведут переговоры, агрегатор берёт на себя функцию автоматизированного подбора перевозчика на основании параметров заявки. Заказчик формирует запрос, указывая тип груза, параметры перевозки, желаемые сроки и бюджет, а система автоматически подбирает наиболее подходящих перевозчиков, ранжируя их по степени соответствия заданным критериям. Данная модель существенно сокращает время поиска и упрощает процесс взаимодействия, особенно для заказчиков, </w:t>
+        <w:t xml:space="preserve">В последние годы в сфере поиска транспортных услуг получила развитие модель онлайн-агрегатора, заимствованная из других отраслей экономики совместного потребления. В отличие от классической биржи, где заказчик и перевозчик самостоятельно находят друг друга и ведут переговоры, агрегатор берёт на себя функцию автоматизированного подбора перевозчика на основании параметров заявки. Заказчик формирует запрос, указывая тип груза, параметры перевозки, желаемые сроки и бюджет, а система автоматически подбирает наиболее подходящих перевозчиков, ранжируя их по степени соответствия заданным критериям. Данная модель существенно сокращает время поиска и упрощает процесс взаимодействия, особенно для заказчиков, не обладающих экспертизой в области транспортной логистики. Модель </w:t>
       </w:r>
       <w:r>
         <w:rPr>
           <w:lang w:val="ru-RU"/>
         </w:rPr>
         <w:lastRenderedPageBreak/>
-        <w:t>не обладающих экспертизой в области транспортной логистики. Модель агрегатора предполагает более глубокую автоматизацию процесса и является концептуальной основой разрабатываемого в настоящей работе онлайн-сервиса.</w:t>
+        <w:t>агрегатора предполагает более глубокую автоматизацию процесса и является концептуальной основой разрабатываемого в настоящей работе онлайн-сервиса.</w:t>
       </w:r>
     </w:p>
     <w:p>
@@ -8001,7 +8127,13 @@
         <w:rPr>
           <w:lang w:val="ru-RU"/>
         </w:rPr>
-        <w:t>) — наиболее простой и интуитивно понятный метод, при котором итоговая оценка перевозчика вычисляется как сумма произведений оценок по каждому критерию (стоимость, рейтинг, опыт, тип транспорта) на соответствующий весовой коэффициент, отражающий значимость данного критерия для заказчика. Данный метод прост в реализации и понятен пользователям, однако предполагает линейную зависимость между критериями и не учитывает возможные нелинейные взаимосвязи.</w:t>
+        <w:t>) –</w:t>
+      </w:r>
+      <w:r>
+        <w:rPr>
+          <w:lang w:val="ru-RU"/>
+        </w:rPr>
+        <w:t xml:space="preserve"> наиболее простой и интуитивно понятный метод, при котором итоговая оценка перевозчика вычисляется как сумма произведений оценок по каждому критерию (стоимость, рейтинг, опыт, тип транспорта) на соответствующий весовой коэффициент, отражающий значимость данного критерия для заказчика. Данный метод прост в реализации и понятен пользователям, однако предполагает линейную зависимость между критериями и не учитывает возможные нелинейные взаимосвязи.</w:t>
       </w:r>
     </w:p>
     <w:p>
@@ -8051,7 +8183,13 @@
         <w:rPr>
           <w:lang w:val="ru-RU"/>
         </w:rPr>
-        <w:t xml:space="preserve">) — метод, предполагающий иерархическую декомпозицию задачи выбора и попарное сравнение альтернатив по каждому критерию. Данный подход позволяет более точно определить относительные веса критериев и обеспечивает проверку согласованности экспертных оценок. Применительно к задаче выбора перевозчика метод </w:t>
+        <w:t>) –</w:t>
+      </w:r>
+      <w:r>
+        <w:rPr>
+          <w:lang w:val="ru-RU"/>
+        </w:rPr>
+        <w:t xml:space="preserve"> метод, предполагающий иерархическую декомпозицию задачи выбора и попарное сравнение альтернатив по каждому критерию. Данный подход позволяет более точно определить относительные веса критериев и обеспечивает проверку согласованности экспертных оценок. Применительно к задаче выбора перевозчика метод </w:t>
       </w:r>
       <w:r>
         <w:t>AHP</w:t>
@@ -8060,7 +8198,31 @@
         <w:rPr>
           <w:lang w:val="ru-RU"/>
         </w:rPr>
-        <w:t xml:space="preserve"> позволяет структурировать критерии в иерархию (например, стоимость → цена перевозки, стоимость дополнительных услуг; надёжность → рейтинг, стаж, наличие страховки) и последовательно оценить приоритеты на каждом уровне.</w:t>
+        <w:t xml:space="preserve"> позволяет структурировать критерии в</w:t>
+      </w:r>
+      <w:r>
+        <w:rPr>
+          <w:lang w:val="ru-RU"/>
+        </w:rPr>
+        <w:t xml:space="preserve"> иерархию (например, стоимость –</w:t>
+      </w:r>
+      <w:r>
+        <w:rPr>
+          <w:lang w:val="ru-RU"/>
+        </w:rPr>
+        <w:t xml:space="preserve"> цена перевозки, стоимость до</w:t>
+      </w:r>
+      <w:r>
+        <w:rPr>
+          <w:lang w:val="ru-RU"/>
+        </w:rPr>
+        <w:t>полнительных услуг; надёжность –</w:t>
+      </w:r>
+      <w:r>
+        <w:rPr>
+          <w:lang w:val="ru-RU"/>
+        </w:rPr>
+        <w:t xml:space="preserve"> рейтинг, стаж, наличие страховки) и последовательно оценить приоритеты на каждом уровне.</w:t>
       </w:r>
     </w:p>
     <w:p>
@@ -8173,7 +8335,25 @@
         <w:rPr>
           <w:lang w:val="ru-RU"/>
         </w:rPr>
-        <w:t xml:space="preserve">) — метод, ранжирующий альтернативы по их близости к идеальному решению и удалённости от наихудшего. В контексте поиска перевозчика идеальным решением является перевозчик с минимальной стоимостью, максимальным рейтингом, минимальными сроками и наибольшим опытом, а наихудшим — перевозчик с противоположными характеристиками. Метод </w:t>
+        <w:t>) –</w:t>
+      </w:r>
+      <w:r>
+        <w:rPr>
+          <w:lang w:val="ru-RU"/>
+        </w:rPr>
+        <w:t xml:space="preserve"> метод, ранжирующий альтернативы по их близости к идеальному решению и удалённости от наихудшего. В контексте поиска перевозчика идеальным решением является перевозчик с минимальной стоимостью, максимальным рейтингом, минимальными сроками и наибо</w:t>
+      </w:r>
+      <w:r>
+        <w:rPr>
+          <w:lang w:val="ru-RU"/>
+        </w:rPr>
+        <w:t>льшим опытом, а наихудшим –</w:t>
+      </w:r>
+      <w:r>
+        <w:rPr>
+          <w:lang w:val="ru-RU"/>
+        </w:rPr>
+        <w:t xml:space="preserve"> перевозчик с противоположными характеристиками. Метод </w:t>
       </w:r>
       <w:r>
         <w:t>TOPSIS</w:t>
@@ -8224,14 +8404,14 @@
         <w:rPr>
           <w:lang w:val="ru-RU"/>
         </w:rPr>
-        <w:t xml:space="preserve">Одним из ключевых механизмов снижения информационной асимметрии на рынке </w:t>
+        <w:t xml:space="preserve">Одним из ключевых механизмов снижения информационной асимметрии на рынке автоперевозок являются системы рейтингования перевозчиков. Рейтинговая </w:t>
       </w:r>
       <w:r>
         <w:rPr>
           <w:lang w:val="ru-RU"/>
         </w:rPr>
         <w:lastRenderedPageBreak/>
-        <w:t>автоперевозок являются системы рейтингования перевозчиков. Рейтинговая система основана на накоплении и агрегации обратной связи от заказчиков по результатам выполненных перевозок. Как правило, оценивается несколько параметров: соблюдение сроков, сохранность груза, качество обслуживания, соответствие заявленных условий фактическим. Накопленные оценки формируют интегральный рейтинг перевозчика, который выступает индикатором его надёжности для потенциальных заказчиков.</w:t>
+        <w:t>система основана на накоплении и агрегации обратной связи от заказчиков по результатам выполненных перевозок. Как правило, оценивается несколько параметров: соблюдение сроков, сохранность груза, качество обслуживания, соответствие заявленных условий фактическим. Накопленные оценки формируют интегральный рейтинг перевозчика, который выступает индикатором его надёжности для потенциальных заказчиков.</w:t>
       </w:r>
     </w:p>
     <w:p>
@@ -8465,14 +8645,26 @@
         <w:rPr>
           <w:lang w:val="ru-RU"/>
         </w:rPr>
-        <w:t xml:space="preserve">Базовым, но принципиально важным методом поиска перевозчиков в рамках онлайн-сервиса является параметрическая фильтрация — предоставление заказчику возможности </w:t>
+        <w:t>Базовым, но принципиально важным методом поиска перевозчиков в рамках онлайн-сервиса являе</w:t>
+      </w:r>
+      <w:r>
+        <w:rPr>
+          <w:lang w:val="ru-RU"/>
+        </w:rPr>
+        <w:t>тся параметрическая фильтрация –</w:t>
+      </w:r>
+      <w:r>
+        <w:rPr>
+          <w:lang w:val="ru-RU"/>
+        </w:rPr>
+        <w:t xml:space="preserve"> предоставление заказчику возможности задать набор критериев и получить выборку перевозчиков, соответствующих </w:t>
       </w:r>
       <w:r>
         <w:rPr>
           <w:lang w:val="ru-RU"/>
         </w:rPr>
         <w:lastRenderedPageBreak/>
-        <w:t>задать набор критериев и получить выборку перевозчиков, соответствующих указанным параметрам. Типичные критерии фильтрации включают: тип перевозки (грузовая, пассажирская), тип транспортного средства (тентованный, рефрижераторный, бортовой, самосвал), грузоподъёмность, объём кузова, наличие специализированного оборудования, район обслуживания, ценовой диапазон, рейтинг перевозчика, наличие лицензии [3] и страхования груза.</w:t>
+        <w:t>указанным параметрам. Типичные критерии фильтрации включают: тип перевозки (грузовая, пассажирская), тип транспортного средства (тентованный, рефрижераторный, бортовой, самосвал), грузоподъёмность, объём кузова, наличие специализированного оборудования, район обслуживания, ценовой диапазон, рейтинг перевозчика, наличие лицензии [3] и страхования груза.</w:t>
       </w:r>
     </w:p>
     <w:p>
@@ -8502,29 +8694,30 @@
           <w:bCs/>
           <w:lang w:val="ru-RU"/>
         </w:rPr>
-        <w:t>Модель «заявка — отклик» (</w:t>
+        <w:t>Модель «заявка –</w:t>
       </w:r>
       <w:r>
         <w:rPr>
           <w:b/>
           <w:bCs/>
-        </w:rPr>
-        <w:t>Request</w:t>
+          <w:lang w:val="ru-RU"/>
+        </w:rPr>
+        <w:t xml:space="preserve"> отклик» (</w:t>
       </w:r>
       <w:r>
         <w:rPr>
           <w:b/>
           <w:bCs/>
-          <w:lang w:val="ru-RU"/>
-        </w:rPr>
-        <w:t xml:space="preserve"> — </w:t>
+        </w:rPr>
+        <w:t>Request</w:t>
       </w:r>
       <w:r>
         <w:rPr>
           <w:b/>
           <w:bCs/>
-        </w:rPr>
-        <w:t>Response</w:t>
+          <w:lang w:val="ru-RU"/>
+        </w:rPr>
+        <w:t xml:space="preserve"> –</w:t>
       </w:r>
       <w:r>
         <w:rPr>
@@ -8532,127 +8725,178 @@
           <w:bCs/>
           <w:lang w:val="ru-RU"/>
         </w:rPr>
-        <w:t>).</w:t>
-      </w:r>
-      <w:r>
-        <w:rPr>
-          <w:lang w:val="ru-RU"/>
-        </w:rPr>
         <w:t xml:space="preserve"> </w:t>
       </w:r>
-      <w:r>
-        <w:rPr>
-          <w:lang w:val="ru-RU"/>
-        </w:rPr>
-        <w:t xml:space="preserve">Распространённой моделью взаимодействия на рынке автоперевозок является модель «заявка — отклик», при которой заказчик размещает заявку на перевозку с указанием всех необходимых параметров, а заинтересованные перевозчики направляют свои предложения (отклики) с указанием стоимости, сроков и условий. Заказчик получает возможность сравнить поступившие предложения и выбрать наиболее подходящее. Данная модель сочетает элементы тендерной процедуры и свободного рынка: она обеспечивает конкуренцию между перевозчиками за конкретный заказ, что способствует формированию справедливой рыночной цены. Модель «заявка — отклик» реализована на большинстве бирж грузоперевозок, включая </w:t>
-      </w:r>
-      <w:r>
-        <w:t>DELLA</w:t>
-      </w:r>
-      <w:r>
-        <w:rPr>
-          <w:lang w:val="ru-RU"/>
-        </w:rPr>
-        <w:t xml:space="preserve"> [4], </w:t>
-      </w:r>
-      <w:proofErr w:type="spellStart"/>
-      <w:r>
-        <w:t>Lardi</w:t>
-      </w:r>
-      <w:proofErr w:type="spellEnd"/>
-      <w:r>
-        <w:rPr>
-          <w:lang w:val="ru-RU"/>
-        </w:rPr>
-        <w:t>-</w:t>
-      </w:r>
-      <w:r>
-        <w:t>Trans</w:t>
-      </w:r>
-      <w:r>
-        <w:rPr>
-          <w:lang w:val="ru-RU"/>
-        </w:rPr>
-        <w:t xml:space="preserve"> [5], </w:t>
-      </w:r>
-      <w:r>
-        <w:t>ATI</w:t>
-      </w:r>
-      <w:r>
-        <w:rPr>
-          <w:lang w:val="ru-RU"/>
-        </w:rPr>
-        <w:t>.</w:t>
-      </w:r>
-      <w:r>
-        <w:t>SU</w:t>
-      </w:r>
-      <w:r>
-        <w:rPr>
-          <w:lang w:val="ru-RU"/>
-        </w:rPr>
-        <w:t xml:space="preserve"> [7] и </w:t>
-      </w:r>
-      <w:r>
-        <w:t>CMR</w:t>
-      </w:r>
-      <w:r>
-        <w:rPr>
-          <w:lang w:val="ru-RU"/>
-        </w:rPr>
-        <w:t>24.</w:t>
-      </w:r>
-      <w:r>
-        <w:t>by</w:t>
-      </w:r>
-      <w:r>
-        <w:rPr>
-          <w:lang w:val="ru-RU"/>
-        </w:rPr>
-        <w:t xml:space="preserve"> [8], и является одной из базовых моделей взаимодействия, подлежащих реализации в разрабатываемом онлайн-сервисе.</w:t>
-      </w:r>
-    </w:p>
-    <w:p>
-      <w:pPr>
-        <w:pStyle w:val="aff6"/>
-        <w:rPr>
-          <w:lang w:val="ru-RU"/>
-        </w:rPr>
-      </w:pPr>
       <w:r>
         <w:rPr>
           <w:b/>
           <w:bCs/>
-          <w:lang w:val="ru-RU"/>
-        </w:rPr>
-        <w:t>Верификация и проверка контрагентов.</w:t>
-      </w:r>
-      <w:r>
-        <w:rPr>
-          <w:lang w:val="ru-RU"/>
-        </w:rPr>
-        <w:t xml:space="preserve"> </w:t>
-      </w:r>
-      <w:r>
-        <w:rPr>
-          <w:lang w:val="ru-RU"/>
-        </w:rPr>
-        <w:t>Важным элементом современных методов поиска перевозчиков является верификация — подтверждение подлинности и актуальности информации, предоставляемой перевозчиком. Механизмы верификации могут включать: проверку наличия лицензии на осуществление транспортной деятельности в соответствии с Законом «О лицензировании» [3], подтверждение государственной регистрации юридического лица или индивидуального предпринимателя, проверку наличия и действительности страхового полиса, верификацию контактных данных (телефон, электронная почта), подтверждение наличия заявленного транспортного средства. А. О. Грудзинский отмечает, что обеспечение достоверности данных в информационных системах является одной из фундаментальных задач проектирования, требующей реализации как технических (валидация данных, контрольные проверки), так и организационных (модерация, регламенты обновления информации) мер [10]. Реализация механизмов верификации в онлайн-сервисе повышает доверие пользователей к платформе и снижает риски сотрудничества с недобросовестными или нелегитимными перевозчиками.</w:t>
-      </w:r>
-    </w:p>
-    <w:p>
-      <w:pPr>
-        <w:pStyle w:val="aff6"/>
-        <w:rPr>
-          <w:lang w:val="ru-RU"/>
-        </w:rPr>
-      </w:pPr>
+        </w:rPr>
+        <w:t>Response</w:t>
+      </w:r>
       <w:r>
         <w:rPr>
           <w:b/>
           <w:bCs/>
           <w:lang w:val="ru-RU"/>
         </w:rPr>
+        <w:t>).</w:t>
+      </w:r>
+      <w:r>
+        <w:rPr>
+          <w:lang w:val="ru-RU"/>
+        </w:rPr>
+        <w:t xml:space="preserve"> </w:t>
+      </w:r>
+      <w:r>
+        <w:rPr>
+          <w:lang w:val="ru-RU"/>
+        </w:rPr>
+        <w:t>Распространённой моделью взаимодействия на рынке автопер</w:t>
+      </w:r>
+      <w:r>
+        <w:rPr>
+          <w:lang w:val="ru-RU"/>
+        </w:rPr>
+        <w:t>евозок является модель «заявка –</w:t>
+      </w:r>
+      <w:r>
+        <w:rPr>
+          <w:lang w:val="ru-RU"/>
+        </w:rPr>
+        <w:t xml:space="preserve"> отклик», при которой заказчик размещает заявку на перевозку с указанием всех необходимых параметров, а заинтересованные перевозчики направляют свои предложения (отклики) с указанием стоимости, сроков и условий. Заказчик получает возможность сравнить поступившие предложения и выбрать наиболее подходящее. Данная модель сочетает элементы тендерной процедуры и свободного рынка: она обеспечивает конкуренцию между перевозчиками за конкретный заказ, что способствует формированию справедливой</w:t>
+      </w:r>
+      <w:r>
+        <w:rPr>
+          <w:lang w:val="ru-RU"/>
+        </w:rPr>
+        <w:t xml:space="preserve"> рыночной цены. Модель «заявка –</w:t>
+      </w:r>
+      <w:r>
+        <w:rPr>
+          <w:lang w:val="ru-RU"/>
+        </w:rPr>
+        <w:t xml:space="preserve"> отклик» реализована на большинстве бирж грузоперевозок, включая </w:t>
+      </w:r>
+      <w:r>
+        <w:t>DELLA</w:t>
+      </w:r>
+      <w:r>
+        <w:rPr>
+          <w:lang w:val="ru-RU"/>
+        </w:rPr>
+        <w:t xml:space="preserve"> [4], </w:t>
+      </w:r>
+      <w:proofErr w:type="spellStart"/>
+      <w:r>
+        <w:t>Lardi</w:t>
+      </w:r>
+      <w:proofErr w:type="spellEnd"/>
+      <w:r>
+        <w:rPr>
+          <w:lang w:val="ru-RU"/>
+        </w:rPr>
+        <w:t>-</w:t>
+      </w:r>
+      <w:r>
+        <w:t>Trans</w:t>
+      </w:r>
+      <w:r>
+        <w:rPr>
+          <w:lang w:val="ru-RU"/>
+        </w:rPr>
+        <w:t xml:space="preserve"> [5], </w:t>
+      </w:r>
+      <w:r>
+        <w:t>ATI</w:t>
+      </w:r>
+      <w:r>
+        <w:rPr>
+          <w:lang w:val="ru-RU"/>
+        </w:rPr>
+        <w:t>.</w:t>
+      </w:r>
+      <w:r>
+        <w:t>SU</w:t>
+      </w:r>
+      <w:r>
+        <w:rPr>
+          <w:lang w:val="ru-RU"/>
+        </w:rPr>
+        <w:t xml:space="preserve"> [7] и </w:t>
+      </w:r>
+      <w:r>
+        <w:t>CMR</w:t>
+      </w:r>
+      <w:r>
+        <w:rPr>
+          <w:lang w:val="ru-RU"/>
+        </w:rPr>
+        <w:t>24.</w:t>
+      </w:r>
+      <w:r>
+        <w:t>by</w:t>
+      </w:r>
+      <w:r>
+        <w:rPr>
+          <w:lang w:val="ru-RU"/>
+        </w:rPr>
+        <w:t xml:space="preserve"> [8], и является одной из базовых моделей взаимодействия, подлежащих реализации в разрабатываемом онлайн-сервисе.</w:t>
+      </w:r>
+    </w:p>
+    <w:p>
+      <w:pPr>
+        <w:pStyle w:val="aff6"/>
+        <w:rPr>
+          <w:lang w:val="ru-RU"/>
+        </w:rPr>
+      </w:pPr>
+      <w:r>
+        <w:rPr>
+          <w:b/>
+          <w:bCs/>
+          <w:lang w:val="ru-RU"/>
+        </w:rPr>
+        <w:t>Верификация и проверка контрагентов.</w:t>
+      </w:r>
+      <w:r>
+        <w:rPr>
+          <w:lang w:val="ru-RU"/>
+        </w:rPr>
+        <w:t xml:space="preserve"> </w:t>
+      </w:r>
+      <w:r>
+        <w:rPr>
+          <w:lang w:val="ru-RU"/>
+        </w:rPr>
+        <w:t>Важным элементом современных методов поиска пер</w:t>
+      </w:r>
+      <w:r>
+        <w:rPr>
+          <w:lang w:val="ru-RU"/>
+        </w:rPr>
+        <w:t>евозчиков является верификация –</w:t>
+      </w:r>
+      <w:r>
+        <w:rPr>
+          <w:lang w:val="ru-RU"/>
+        </w:rPr>
+        <w:t xml:space="preserve"> подтверждение подлинности и актуальности информации, предоставляемой перевозчиком. Механизмы верификации могут включать: проверку наличия лицензии на осуществление транспортной деятельности в соответствии с Законом «О лицензировании» [3], подтверждение государственной регистрации юридического лица или индивидуального предпринимателя, проверку наличия и действительности страхового полиса, верификацию контактных данных (телефон, электронная почта), подтверждение наличия заявленного транспортного средства. А. О. Грудзинский отмечает, что обеспечение достоверности данных в информационных системах является одной из фундаментальных задач проектирования, требующей реализации как технических (валидация данных, контрольные проверки), так и организационных (модерация, регламенты обновления информации) мер [10]. Реализация механизмов верификации в онлайн-сервисе повышает доверие пользователей к платформе и снижает риски сотрудничества с недобросовестными или нелегитимными перевозчиками.</w:t>
+      </w:r>
+    </w:p>
+    <w:p>
+      <w:pPr>
+        <w:pStyle w:val="aff6"/>
+        <w:rPr>
+          <w:lang w:val="ru-RU"/>
+        </w:rPr>
+      </w:pPr>
+      <w:r>
+        <w:rPr>
+          <w:b/>
+          <w:bCs/>
+          <w:lang w:val="ru-RU"/>
+        </w:rPr>
         <w:lastRenderedPageBreak/>
         <w:t>Модель подписки и модель комиссионного вознаграждения.</w:t>
       </w:r>
@@ -8750,7 +8994,19 @@
         <w:rPr>
           <w:lang w:val="ru-RU"/>
         </w:rPr>
-        <w:t xml:space="preserve">/ГЛОНАСС-мониторинг), позволяющие заказчику контролировать местоположение груза на всех этапах перевозки. В-третьих, расширяется практика использования электронного документооборота, сокращающего объём бумажной документации и ускоряющего оформление перевозок в соответствии с требованиями Правил автомобильных перевозок грузов [2]. В-четвёртых, наблюдается тенденция к интеграции онлайн-сервисов с внешними информационными системами — </w:t>
+        <w:t>/ГЛОНАСС-мониторинг), позволяющие заказчику контролировать местоположение груза на всех этапах перевозки. В-третьих, расширяется практика использования электронного документооборота, сокращающего объём бумажной документации и ускоряющего оформление перевозок в соответствии с требованиями Правил автомобильных перевозок грузов [2]. В-четвёртых, наблюдается тенденция к интеграции онлайн-сервисов с внеш</w:t>
+      </w:r>
+      <w:r>
+        <w:rPr>
+          <w:lang w:val="ru-RU"/>
+        </w:rPr>
+        <w:t>ними информационными системами –</w:t>
+      </w:r>
+      <w:r>
+        <w:rPr>
+          <w:lang w:val="ru-RU"/>
+        </w:rPr>
+        <w:t xml:space="preserve"> </w:t>
       </w:r>
       <w:r>
         <w:t>ERP</w:t>
@@ -8787,7 +9043,19 @@
         <w:rPr>
           <w:lang w:val="ru-RU"/>
         </w:rPr>
-        <w:t xml:space="preserve">Таким образом, современная практика поиска автоперевозчиков опирается на широкий арсенал моделей и методов — от традиционных (прямое обращение, диспетчерские службы) до цифровых (биржи грузоперевозок, онлайн-агрегаторы, параметрический поиск, системы рейтингования) и аналитических (многокритериальные методы оценки </w:t>
+        <w:t>Таким образом, современная практика поиска автоперевозчиков опирается на шир</w:t>
+      </w:r>
+      <w:r>
+        <w:rPr>
+          <w:lang w:val="ru-RU"/>
+        </w:rPr>
+        <w:t>окий арсенал моделей и методов –</w:t>
+      </w:r>
+      <w:r>
+        <w:rPr>
+          <w:lang w:val="ru-RU"/>
+        </w:rPr>
+        <w:t xml:space="preserve"> от традиционных (прямое обращение, диспетчерские службы) до цифровых (биржи грузоперевозок, онлайн-агрегаторы, параметрический поиск, системы рейтингования) и аналитических (многокритериальные методы оценки </w:t>
       </w:r>
       <w:r>
         <w:t>WSM</w:t>
@@ -8814,7 +9082,19 @@
         <w:rPr>
           <w:lang w:val="ru-RU"/>
         </w:rPr>
-        <w:t xml:space="preserve">). Анализ существующих платформ — </w:t>
+        <w:t>)</w:t>
+      </w:r>
+      <w:r>
+        <w:rPr>
+          <w:lang w:val="ru-RU"/>
+        </w:rPr>
+        <w:t>. Анализ существующих платформ –</w:t>
+      </w:r>
+      <w:r>
+        <w:rPr>
+          <w:lang w:val="ru-RU"/>
+        </w:rPr>
+        <w:t xml:space="preserve"> </w:t>
       </w:r>
       <w:r>
         <w:t>DELLA</w:t>
@@ -8899,14 +9179,20 @@
         <w:rPr>
           <w:lang w:val="ru-RU"/>
         </w:rPr>
-        <w:t xml:space="preserve"> [8] — выявил как их безусловные преимущества (широкий охват рынка, оперативность, прозрачность), так и ряд ограничений (недостаточная ориентация на локальный рынок г. Минска, </w:t>
+        <w:t xml:space="preserve"> [8] –</w:t>
+      </w:r>
+      <w:r>
+        <w:rPr>
+          <w:lang w:val="ru-RU"/>
+        </w:rPr>
+        <w:t xml:space="preserve"> выявил как их безусловные преимущества (широкий охват рынка, оперативность, прозрачность), так и ряд ограничений (недостаточная ориентация на локальный рынок г. Минска, ограниченные </w:t>
       </w:r>
       <w:r>
         <w:rPr>
           <w:lang w:val="ru-RU"/>
         </w:rPr>
         <w:lastRenderedPageBreak/>
-        <w:t>ограниченные механизмы верификации, сложность интерфейса для неподготовленных пользователей). Интеграция перечисленных методов в единое программное средство, ориентированное на специфику рынка автоперевозок г. Минска и дополненное механизмами верификации, рейтингования и многокритериального ранжирования, является ключевым направлением разработки онлайн-сервиса, рассматриваемого в настоящей работе.</w:t>
+        <w:t>механизмы верификации, сложность интерфейса для неподготовленных пользователей). Интеграция перечисленных методов в единое программное средство, ориентированное на специфику рынка автоперевозок г. Минска и дополненное механизмами верификации, рейтингования и многокритериального ранжирования, является ключевым направлением разработки онлайн-сервиса, рассматриваемого в настоящей работе.</w:t>
       </w:r>
     </w:p>
     <w:p>
@@ -8935,7 +9221,7 @@
           <w:szCs w:val="28"/>
         </w:rPr>
       </w:pPr>
-      <w:bookmarkStart w:id="11" w:name="_Toc224071760"/>
+      <w:bookmarkStart w:id="10" w:name="_Toc224071760"/>
       <w:r>
         <w:rPr>
           <w:rFonts w:ascii="Times New Roman" w:hAnsi="Times New Roman" w:cs="Times New Roman"/>
@@ -8991,7 +9277,7 @@
         </w:rPr>
         <w:t>: сущность, преимущества и проблемы реализации</w:t>
       </w:r>
-      <w:bookmarkEnd w:id="11"/>
+      <w:bookmarkEnd w:id="10"/>
     </w:p>
     <w:p>
       <w:pPr>
@@ -9044,14 +9330,26 @@
         <w:rPr>
           <w:lang w:val="ru-RU"/>
         </w:rPr>
-        <w:t xml:space="preserve">Сущность поиска автоперевозчиков раскрывается через ряд ключевых характеристик. Во-первых, поиск перевозчика предполагает необходимость одновременного учёта широкого спектра параметров, которые могут относиться к различным аспектам перевозки, но объединены общей задачей — обеспечить максимальное соответствие выбранного исполнителя потребностям заказчика. В практике организации перевозок, например, заказчик, нуждающийся в доставке крупногабаритного груза, должен </w:t>
+        <w:t>Сущность поиска автоперевозчиков раскрывается через ряд ключевых характеристик. Во-первых, поиск перевозчика предполагает необходимость одновременного учёта широкого спектра параметров, которые могут относиться к различным аспектам перевозк</w:t>
+      </w:r>
+      <w:r>
+        <w:rPr>
+          <w:lang w:val="ru-RU"/>
+        </w:rPr>
+        <w:t>и, но объединены общей задачей –</w:t>
+      </w:r>
+      <w:r>
+        <w:rPr>
+          <w:lang w:val="ru-RU"/>
+        </w:rPr>
+        <w:t xml:space="preserve"> обеспечить максимальное соответствие выбранного исполнителя потребностям заказчика. В практике организации перевозок, например, заказчик, нуждающийся в доставке крупногабаритного груза, должен учитывать не только стоимость перевозки, но и грузоподъёмность </w:t>
       </w:r>
       <w:r>
         <w:rPr>
           <w:lang w:val="ru-RU"/>
         </w:rPr>
         <w:lastRenderedPageBreak/>
-        <w:t>учитывать не только стоимость перевозки, но и грузоподъёмность транспортного средства, наличие необходимого оборудования (</w:t>
+        <w:t>транспортного средства, наличие необходимого оборудования (</w:t>
       </w:r>
       <w:proofErr w:type="spellStart"/>
       <w:r>
@@ -9093,7 +9391,19 @@
         <w:rPr>
           <w:lang w:val="ru-RU"/>
         </w:rPr>
-        <w:t>В-третьих, поиск автоперевозчиков отличается высокой степенью зависимости результата от оперативности принятия решений. В отличие от многих других сфер, где процесс выбора контрагента может растягиваться на недели и месяцы, в сфере автоперевозок временной фактор зачастую является критическим. Потребность в перевозке может возникнуть экстренно — в связи с непредвиденным заказом, срывом поставки от текущего перевозчика, необходимостью срочной доставки скоропортящегося груза. В. И. Грекул, Н. Л. Коровкина и Г. А. Левочкина подчёркивают, что при проектировании информационных систем, работающих в условиях жёстких временных ограничений, необходимо обеспечивать минимальное время отклика и максимальную автоматизацию рутинных операций [9]. Данное обстоятельство принципиально отличает задачу оперативного поиска перевозчика от задач стратегического планирования, при которых допустим длительный период анализа и согласования.</w:t>
+        <w:t>В-третьих, поиск автоперевозчиков отличается высокой степенью зависимости результата от оперативности принятия решений. В отличие от многих других сфер, где процесс выбора контрагента может растягиваться на недели и месяцы, в сфере автоперевозок временной фактор зачастую является критическим. Потребность в перево</w:t>
+      </w:r>
+      <w:r>
+        <w:rPr>
+          <w:lang w:val="ru-RU"/>
+        </w:rPr>
+        <w:t>зке может возникнуть экстренно –</w:t>
+      </w:r>
+      <w:r>
+        <w:rPr>
+          <w:lang w:val="ru-RU"/>
+        </w:rPr>
+        <w:t xml:space="preserve"> в связи с непредвиденным заказом, срывом поставки от текущего перевозчика, необходимостью срочной доставки скоропортящегося груза. В. И. Грекул, Н. Л. Коровкина и Г. А. Левочкина подчёркивают, что при проектировании информационных систем, работающих в условиях жёстких временных ограничений, необходимо обеспечивать минимальное время отклика и максимальную автоматизацию рутинных операций [9]. Данное обстоятельство принципиально отличает задачу оперативного поиска перевозчика от задач стратегического планирования, при которых допустим длительный период анализа и согласования.</w:t>
       </w:r>
     </w:p>
     <w:p>
@@ -9107,14 +9417,14 @@
         <w:rPr>
           <w:lang w:val="ru-RU"/>
         </w:rPr>
-        <w:t xml:space="preserve">Преимущества использования онлайн-сервисов для поиска автоперевозчиков носят многоплановый характер и проявляются на нескольких уровнях. На информационном уровне наиболее значимым преимуществом является обеспечение доступа к обширной и систематизированной базе данных перевозчиков. Агрегация информации о </w:t>
+        <w:t xml:space="preserve">Преимущества использования онлайн-сервисов для поиска автоперевозчиков носят многоплановый характер и проявляются на нескольких уровнях. На информационном уровне наиболее значимым преимуществом является обеспечение доступа к обширной и систематизированной базе данных перевозчиков. Агрегация информации о множестве перевозчиков на единой платформе позволяет заказчику получить </w:t>
       </w:r>
       <w:r>
         <w:rPr>
           <w:lang w:val="ru-RU"/>
         </w:rPr>
         <w:lastRenderedPageBreak/>
-        <w:t xml:space="preserve">множестве перевозчиков на единой платформе позволяет заказчику получить значительно более полное представление о рынке, чем при использовании традиционных методов поиска. Существующие платформы, такие как DELLA [4], </w:t>
+        <w:t xml:space="preserve">значительно более полное представление о рынке, чем при использовании традиционных методов поиска. Существующие платформы, такие как DELLA [4], </w:t>
       </w:r>
       <w:proofErr w:type="spellStart"/>
       <w:r>
@@ -9156,7 +9466,31 @@
         <w:rPr>
           <w:lang w:val="ru-RU"/>
         </w:rPr>
-        <w:t>На операционном уровне онлайн-сервисы обеспечивают повышение скорости и удобства процесса поиска перевозчиков. С. Ю. Золотов отмечает, что эффективное проектирование подсистем поиска и фильтрации данных является одной из ключевых задач при создании информационных систем, обеспечивающей пользователю быстрый и целенаправленный доступ к необходимой информации [11]. Применительно к онлайн-сервису поиска перевозчиков это означает возможность оперативного формирования выборки исполнителей по заданным критериям — типу транспортного средства, грузоподъёмности, району обслуживания, ценовому диапазону — без необходимости ручного просмотра множества разрозненных источников информации. Данное преимущество особенно значимо в ситуациях, требующих экстренного поиска перевозчика, когда время является критическим ресурсом.</w:t>
+        <w:t>На операционном уровне онлайн-сервисы обеспечивают повышение скорости и удобства процесса поиска перевозчиков. С. Ю. Золотов отмечает, что эффективное проектирование подсистем поиска и фильтрации данных является одной из ключевых задач при создании информационных систем, обеспечивающей пользователю быстрый и целенаправленный доступ к необходимой информации [11]. Применительно к онлайн-сервису поиска перевозчиков это означает возможность оперативного формирования выборки испо</w:t>
+      </w:r>
+      <w:r>
+        <w:rPr>
+          <w:lang w:val="ru-RU"/>
+        </w:rPr>
+        <w:t>лнителей по заданным критериям –</w:t>
+      </w:r>
+      <w:r>
+        <w:rPr>
+          <w:lang w:val="ru-RU"/>
+        </w:rPr>
+        <w:t xml:space="preserve"> типу транспортного средства, грузоподъёмности, району об</w:t>
+      </w:r>
+      <w:r>
+        <w:rPr>
+          <w:lang w:val="ru-RU"/>
+        </w:rPr>
+        <w:t>служивания, ценовому диапазону –</w:t>
+      </w:r>
+      <w:r>
+        <w:rPr>
+          <w:lang w:val="ru-RU"/>
+        </w:rPr>
+        <w:t xml:space="preserve"> без необходимости ручного просмотра множества разрозненных источников информации. Данное преимущество особенно значимо в ситуациях, требующих экстренного поиска перевозчика, когда время является критическим ресурсом.</w:t>
       </w:r>
     </w:p>
     <w:p>
@@ -9184,14 +9518,38 @@
         <w:rPr>
           <w:lang w:val="ru-RU"/>
         </w:rPr>
-        <w:t xml:space="preserve"> [5], позволяют заказчику получить представление о качестве услуг перевозчика на основании опыта других пользователей. Кроме того, механизмы верификации — проверка наличия лицензии [3], подтверждение государственной регистрации, верификация </w:t>
+        <w:t xml:space="preserve"> [5], позволяют заказчику получить представление о качестве услуг перевозчика на основании опыта других пользователей. Кроме того,</w:t>
+      </w:r>
+      <w:r>
+        <w:rPr>
+          <w:lang w:val="ru-RU"/>
+        </w:rPr>
+        <w:t xml:space="preserve"> механизмы верификации –</w:t>
+      </w:r>
+      <w:r>
+        <w:rPr>
+          <w:lang w:val="ru-RU"/>
+        </w:rPr>
+        <w:t xml:space="preserve"> проверка наличия лицензии [3], подтверждение государственной регистрации,</w:t>
+      </w:r>
+      <w:r>
+        <w:rPr>
+          <w:lang w:val="ru-RU"/>
+        </w:rPr>
+        <w:t xml:space="preserve"> верификация контактных данных –</w:t>
+      </w:r>
+      <w:r>
+        <w:rPr>
+          <w:lang w:val="ru-RU"/>
+        </w:rPr>
+        <w:t xml:space="preserve"> снижают риск сотрудничества с недобросовестными или </w:t>
       </w:r>
       <w:r>
         <w:rPr>
           <w:lang w:val="ru-RU"/>
         </w:rPr>
         <w:lastRenderedPageBreak/>
-        <w:t>контактных данных — снижают риск сотрудничества с недобросовестными или нелегитимными исполнителями. А. О. Грудзинский подчёркивает, что обеспечение достоверности и актуальности данных является фундаментальной задачей при проектировании информационных систем, предполагающих взаимодействие множества пользователей [10]. Наличие механизмов верификации формирует у пользователей чувство защищённости и повышает доверие к платформе в целом.</w:t>
+        <w:t>нелегитимными исполнителями. А. О. Грудзинский подчёркивает, что обеспечение достоверности и актуальности данных является фундаментальной задачей при проектировании информационных систем, предполагающих взаимодействие множества пользователей [10]. Наличие механизмов верификации формирует у пользователей чувство защищённости и повышает доверие к платформе в целом.</w:t>
       </w:r>
     </w:p>
     <w:p>
@@ -9219,7 +9577,19 @@
         <w:rPr>
           <w:lang w:val="ru-RU"/>
         </w:rPr>
-        <w:t>Кроме того, онлайн-сервисы создают благоприятные условия для стандартизации процесса заказа перевозки и повышения прозрачности взаимодействия между участниками рынка. Формализация процедуры размещения заявки, унификация требований к описанию груза и условий перевозки, стандартизация формата коммерческих предложений — всё это облегчает взаимопонимание между заказчиком и перевозчиком и снижает вероятность конфликтных ситуаций, возникающих вследствие неоднозначного толкования условий перевозки. Правила автомобильных перевозок грузов [2] устанавливают конкретные требования к оформлению перевозочных документов, и онлайн-сервис может обеспечить автоматизированное формирование документации в соответствии с установленными нормативными требованиями.</w:t>
+        <w:t xml:space="preserve">Кроме того, онлайн-сервисы создают благоприятные условия для стандартизации процесса заказа перевозки и повышения прозрачности взаимодействия между участниками рынка. Формализация процедуры размещения заявки, унификация требований к описанию груза и условий перевозки, стандартизация формата </w:t>
+      </w:r>
+      <w:r>
+        <w:rPr>
+          <w:lang w:val="ru-RU"/>
+        </w:rPr>
+        <w:t>коммерческих предложений –</w:t>
+      </w:r>
+      <w:r>
+        <w:rPr>
+          <w:lang w:val="ru-RU"/>
+        </w:rPr>
+        <w:t xml:space="preserve"> всё это облегчает взаимопонимание между заказчиком и перевозчиком и снижает вероятность конфликтных ситуаций, возникающих вследствие неоднозначного толкования условий перевозки. Правила автомобильных перевозок грузов [2] устанавливают конкретные требования к оформлению перевозочных документов, и онлайн-сервис может обеспечить автоматизированное формирование документации в соответствии с установленными нормативными требованиями.</w:t>
       </w:r>
     </w:p>
     <w:p>
@@ -9233,14 +9603,38 @@
         <w:rPr>
           <w:lang w:val="ru-RU"/>
         </w:rPr>
-        <w:t xml:space="preserve">Вместе с тем реализация онлайн-сервиса поиска автоперевозчиков сопряжена с рядом существенных проблем и вызовов, которые во многом определяют требования к проектируемому программному средству. Первая группа проблем связана с обеспечением полноты и актуальности информационной базы. Ценность онлайн-сервиса для заказчика напрямую определяется количеством и качеством представленных на платформе перевозчиков. Формирование критической массы участников — как перевозчиков, так и заказчиков — является одной из ключевых задач на начальном этапе функционирования сервиса. При этом информация о перевозчиках должна быть не только полной, но и актуальной: данные о транспортных средствах, тарифах, районах обслуживания и доступности перевозчика должны регулярно обновляться. Г. Н. Исаев подчёркивает, что обеспечение актуальности данных в информационных системах требует реализации как технических механизмов (автоматическое напоминание об обновлении профиля, деактивация устаревших записей), так и </w:t>
+        <w:t>Вместе с тем реализация онлайн-сервиса поиска автоперевозчиков сопряжена с рядом существенных проблем и вызовов, которые во многом определяют требования к проектируемому программному средству. Первая группа проблем связана с обеспечением полноты и актуальности информационной базы. Ценность онлайн-сервиса для заказчика напрямую определяется количеством и качеством представленных на платформе перевозчиков. Формировани</w:t>
+      </w:r>
+      <w:r>
+        <w:rPr>
+          <w:lang w:val="ru-RU"/>
+        </w:rPr>
+        <w:t>е критической массы участников –</w:t>
+      </w:r>
+      <w:r>
+        <w:rPr>
+          <w:lang w:val="ru-RU"/>
+        </w:rPr>
+        <w:t xml:space="preserve"> как </w:t>
+      </w:r>
+      <w:r>
+        <w:rPr>
+          <w:lang w:val="ru-RU"/>
+        </w:rPr>
+        <w:t>перевозчиков, так и заказчиков –</w:t>
+      </w:r>
+      <w:r>
+        <w:rPr>
+          <w:lang w:val="ru-RU"/>
+        </w:rPr>
+        <w:t xml:space="preserve"> является одной из ключевых задач на начальном этапе функционирования сервиса. При этом информация о перевозчиках должна быть не только полной, но и актуальной: данные о транспортных средствах, тарифах, районах обслуживания и доступности перевозчика должны регулярно обновляться. Г. Н. Исаев подчёркивает, что обеспечение актуальности данных в информационных системах требует реализации как технических механизмов (автоматическое напоминание об обновлении профиля, деактивация устаревших записей), так и организационных мер (регламенты обновления информации, модерация </w:t>
       </w:r>
       <w:r>
         <w:rPr>
           <w:lang w:val="ru-RU"/>
         </w:rPr>
         <w:lastRenderedPageBreak/>
-        <w:t>организационных мер (регламенты обновления информации, модерация содержимого) [12]. Наличие устаревшей или недостоверной информации подрывает доверие пользователей к платформе и может привести к оттоку как заказчиков, так и перевозчиков.</w:t>
+        <w:t>содержимого) [12]. Наличие устаревшей или недостоверной информации подрывает доверие пользователей к платформе и может привести к оттоку как заказчиков, так и перевозчиков.</w:t>
       </w:r>
     </w:p>
     <w:p>
@@ -9268,7 +9662,19 @@
         <w:rPr>
           <w:lang w:val="ru-RU"/>
         </w:rPr>
-        <w:t>Третья группа проблем связана с обеспечением безопасности персональных данных и конфиденциальности коммерческой информации. Онлайн-сервис аккумулирует значительные объёмы персональных данных пользователей (контактная информация, реквизиты организаций, данные о транспортных средствах), а также коммерчески чувствительную информацию (стоимость услуг, объёмы перевозок, данные о контрагентах). Обеспечение защиты этих данных от несанкционированного доступа, утечек и злоупотреблений является обязательным требованием как с правовой, так и с этической точки зрения. А. О. Грудзинский отмечает, что проектирование систем защиты информации должно осуществляться на всех этапах жизненного цикла информационной системы — от формирования требований до эксплуатации и сопровождения [10]. Реализация механизмов аутентификации, авторизации, шифрования данных и разграничения доступа является неотъемлемой частью проектирования разрабатываемого онлайн-сервиса.</w:t>
+        <w:t>Третья группа проблем связана с обеспечением безопасности персональных данных и конфиденциальности коммерческой информации. Онлайн-сервис аккумулирует значительные объёмы персональных данных пользователей (контактная информация, реквизиты организаций, данные о транспортных средствах), а также коммерчески чувствительную информацию (стоимость услуг, объёмы перевозок, данные о контрагентах). Обеспечение защиты этих данных от несанкционированного доступа, утечек и злоупотреблений является обязательным требованием как с правовой, так и с этической точки зрения. А. О. Грудзинский отмечает, что проектирование систем защиты информации должно осуществляться на всех этапах жизненног</w:t>
+      </w:r>
+      <w:r>
+        <w:rPr>
+          <w:lang w:val="ru-RU"/>
+        </w:rPr>
+        <w:t>о цикла информационной системы –</w:t>
+      </w:r>
+      <w:r>
+        <w:rPr>
+          <w:lang w:val="ru-RU"/>
+        </w:rPr>
+        <w:t xml:space="preserve"> от формирования требований до эксплуатации и сопровождения [10]. Реализация механизмов аутентификации, авторизации, шифрования данных и разграничения доступа является неотъемлемой частью проектирования разрабатываемого онлайн-сервиса.</w:t>
       </w:r>
     </w:p>
     <w:p>
@@ -9282,14 +9688,14 @@
         <w:rPr>
           <w:lang w:val="ru-RU"/>
         </w:rPr>
-        <w:t xml:space="preserve">Четвёртая группа проблем связана с необходимостью интеграции онлайн-сервиса в существующую нормативно-правовую среду. Деятельность по автомобильной перевозке грузов и пассажиров в Республике Беларусь регулируется рядом нормативных актов, включая Закон «Об автомобильном транспорте и автомобильных перевозках» [1], Правила автомобильных перевозок грузов [2] и Закон «О лицензировании» [3]. Онлайн-сервис должен обеспечивать соответствие своего функционала требованиям действующего законодательства: корректное оформление перевозочных документов, учёт требований к лицензированию транспортной деятельности, соблюдение правил обработки персональных данных. Кроме того, нормативно-правовая среда подвержена изменениям, что требует обеспечения гибкости и </w:t>
+        <w:t xml:space="preserve">Четвёртая группа проблем связана с необходимостью интеграции онлайн-сервиса в существующую нормативно-правовую среду. Деятельность по автомобильной перевозке грузов и пассажиров в Республике Беларусь регулируется рядом нормативных актов, включая Закон «Об автомобильном транспорте и автомобильных перевозках» [1], Правила автомобильных перевозок грузов [2] и Закон «О лицензировании» [3]. Онлайн-сервис должен обеспечивать соответствие своего функционала требованиям действующего законодательства: корректное оформление перевозочных документов, учёт требований к лицензированию транспортной деятельности, соблюдение правил обработки персональных данных. Кроме того, нормативно-правовая среда подвержена изменениям, что требует обеспечения гибкости и адаптивности программного средства. Г. Н. Исаев подчёркивает, что </w:t>
       </w:r>
       <w:r>
         <w:rPr>
           <w:lang w:val="ru-RU"/>
         </w:rPr>
         <w:lastRenderedPageBreak/>
-        <w:t>адаптивности программного средства. Г. Н. Исаев подчёркивает, что проектирование информационных систем в условиях изменяющейся нормативной среды требует закладывания в архитектуру механизмов параметрической настройки и возможности оперативного внесения изменений без кардинальной переработки системы [12].</w:t>
+        <w:t>проектирование информационных систем в условиях изменяющейся нормативной среды требует закладывания в архитектуру механизмов параметрической настройки и возможности оперативного внесения изменений без кардинальной переработки системы [12].</w:t>
       </w:r>
     </w:p>
     <w:p>
@@ -9373,7 +9779,31 @@
         <w:rPr>
           <w:lang w:val="ru-RU"/>
         </w:rPr>
-        <w:t xml:space="preserve">Наконец, существенной проблемой является формирование устойчивой бизнес-модели онлайн-сервиса. Необходимо обеспечить баланс между интересами всех участников платформы: заказчики заинтересованы в бесплатном или минимально затратном доступе к широкой базе перевозчиков; перевозчики — в получении заказов при минимальных комиссиях; владелец платформы — в монетизации сервиса для обеспечения его развития и поддержки. Анализ существующих платформ демонстрирует различные подходы к решению данной задачи: ATI.SU [7] и </w:t>
+        <w:t xml:space="preserve">Наконец, существенной проблемой является формирование устойчивой бизнес-модели онлайн-сервиса. Необходимо обеспечить баланс между интересами всех участников платформы: заказчики заинтересованы в бесплатном или минимально затратном доступе к широкой </w:t>
+      </w:r>
+      <w:r>
+        <w:rPr>
+          <w:lang w:val="ru-RU"/>
+        </w:rPr>
+        <w:t>базе перевозчиков; перевозчики –</w:t>
+      </w:r>
+      <w:r>
+        <w:rPr>
+          <w:lang w:val="ru-RU"/>
+        </w:rPr>
+        <w:t xml:space="preserve"> в получении заказов при минимальных комиссиях; владелец пла</w:t>
+      </w:r>
+      <w:r>
+        <w:rPr>
+          <w:lang w:val="ru-RU"/>
+        </w:rPr>
+        <w:t>тформы –</w:t>
+      </w:r>
+      <w:r>
+        <w:rPr>
+          <w:lang w:val="ru-RU"/>
+        </w:rPr>
+        <w:t xml:space="preserve"> в монетизации сервиса для обеспечения его развития и поддержки. Анализ существующих платформ демонстрирует различные подходы к решению данной задачи: ATI.SU [7] и </w:t>
       </w:r>
       <w:proofErr w:type="spellStart"/>
       <w:r>
@@ -9401,14 +9831,14 @@
         <w:rPr>
           <w:lang w:val="ru-RU"/>
         </w:rPr>
-        <w:t>. Выбор оптимальной бизнес-</w:t>
+        <w:t xml:space="preserve">. Выбор оптимальной бизнес-модели оказывает непосредственное влияние на функциональную </w:t>
       </w:r>
       <w:r>
         <w:rPr>
           <w:lang w:val="ru-RU"/>
         </w:rPr>
         <w:lastRenderedPageBreak/>
-        <w:t>модели оказывает непосредственное влияние на функциональную архитектуру сервиса, систему разграничения доступа и механизмы взаимодействия пользователей с платформой.</w:t>
+        <w:t>архитектуру сервиса, систему разграничения доступа и механизмы взаимодействия пользователей с платформой.</w:t>
       </w:r>
     </w:p>
     <w:p>
@@ -9451,7 +9881,7 @@
           <w:szCs w:val="28"/>
         </w:rPr>
       </w:pPr>
-      <w:bookmarkStart w:id="12" w:name="_Toc224071762"/>
+      <w:bookmarkStart w:id="11" w:name="_Toc224071762"/>
       <w:r>
         <w:rPr>
           <w:rFonts w:ascii="Times New Roman" w:hAnsi="Times New Roman" w:cs="Times New Roman"/>
@@ -9496,7 +9926,7 @@
         </w:rPr>
         <w:t xml:space="preserve">Использование информационных технологий и аналитики данных для </w:t>
       </w:r>
-      <w:bookmarkEnd w:id="12"/>
+      <w:bookmarkEnd w:id="11"/>
       <w:r>
         <w:rPr>
           <w:rFonts w:ascii="Times New Roman" w:hAnsi="Times New Roman" w:cs="Times New Roman"/>
@@ -9555,14 +9985,14 @@
         <w:rPr>
           <w:lang w:val="ru-RU"/>
         </w:rPr>
-        <w:t xml:space="preserve"> позиционируется как сервис для быстрого и удобного поиска грузов и транспорта, предоставляющий пользователям доступ к обширной базе заявок на перевозку и предложений свободного транспорта </w:t>
+        <w:t xml:space="preserve"> позиционируется как сервис для быстрого и удобного поиска грузов и транспорта, предоставляющий пользователям доступ к обширной базе заявок на перевозку и предложений свободного транспорта [30]. Функциональные возможности подобных платформ включают </w:t>
       </w:r>
       <w:r>
         <w:rPr>
           <w:lang w:val="ru-RU"/>
         </w:rPr>
         <w:lastRenderedPageBreak/>
-        <w:t>[30]. Функциональные возможности подобных платформ включают публикацию заявок на перевозку с указанием параметров груза и маршрута, размещение информации о свободном транспорте, инструменты поиска и фильтрации по заданным критериям, а также средства коммуникации между участниками.</w:t>
+        <w:t>публикацию заявок на перевозку с указанием параметров груза и маршрута, размещение информации о свободном транспорте, инструменты поиска и фильтрации по заданным критериям, а также средства коммуникации между участниками.</w:t>
       </w:r>
     </w:p>
     <w:p>
@@ -9694,14 +10124,14 @@
         <w:rPr>
           <w:lang w:val="ru-RU"/>
         </w:rPr>
-        <w:t xml:space="preserve">, специализирующаяся на поиске грузов и транспорта для перевозки по Минску, Беларуси, России, СНГ и Европе [34]. Локальные платформы обладают рядом преимуществ при организации перевозок в пределах определённой географической зоны: более полный охват региональных перевозчиков, учёт </w:t>
+        <w:t xml:space="preserve">, специализирующаяся на поиске грузов и транспорта для перевозки по Минску, Беларуси, России, СНГ и Европе [34]. Локальные платформы обладают рядом преимуществ при организации перевозок в пределах определённой географической зоны: более полный охват региональных перевозчиков, учёт специфики местного законодательства и деловых практик, возможность </w:t>
       </w:r>
       <w:r>
         <w:rPr>
           <w:lang w:val="ru-RU"/>
         </w:rPr>
         <w:lastRenderedPageBreak/>
-        <w:t>специфики местного законодательства и деловых практик, возможность личных контактов между участниками. Вместе с тем фрагментация рынка между множеством платформ создаёт для грузоотправителей необходимость параллельной работы с несколькими сервисами, что увеличивает трудозатраты на поиск и сравнение предложений.</w:t>
+        <w:t>личных контактов между участниками. Вместе с тем фрагментация рынка между множеством платформ создаёт для грузоотправителей необходимость параллельной работы с несколькими сервисами, что увеличивает трудозатраты на поиск и сравнение предложений.</w:t>
       </w:r>
     </w:p>
     <w:p>
@@ -9757,14 +10187,14 @@
         <w:rPr>
           <w:lang w:val="ru-RU"/>
         </w:rPr>
-        <w:t xml:space="preserve">Принципиально новым этапом в развитии информационно-технологического обеспечения поиска перевозчиков становится внедрение инструментов аналитики данных, позволяющих извлекать из накопленных массивов информации полезное знание, не выявляемое традиционными средствами поиска и фильтрации. Аналитика данных в контексте выбора перевозчиков охватывает несколько направлений. Анализ ценовой динамики позволяет выявлять закономерности в формировании тарифов, оценивать соответствие запрашиваемых ставок рыночному уровню, прогнозировать изменение стоимости перевозок. Анализ надёжности перевозчиков на основе </w:t>
+        <w:t xml:space="preserve">Принципиально новым этапом в развитии информационно-технологического обеспечения поиска перевозчиков становится внедрение инструментов аналитики данных, позволяющих извлекать из накопленных массивов информации полезное знание, не выявляемое традиционными средствами поиска и фильтрации. Аналитика данных в контексте выбора перевозчиков охватывает несколько направлений. Анализ ценовой динамики позволяет выявлять закономерности в формировании тарифов, оценивать соответствие запрашиваемых ставок рыночному уровню, прогнозировать изменение стоимости перевозок. Анализ надёжности перевозчиков на основе истории выполнения заказов позволяет формировать объективные рейтинги и </w:t>
       </w:r>
       <w:r>
         <w:rPr>
           <w:lang w:val="ru-RU"/>
         </w:rPr>
         <w:lastRenderedPageBreak/>
-        <w:t>истории выполнения заказов позволяет формировать объективные рейтинги и учитывать их при распределении заказов. Анализ загрузки транспорта и логистических потоков позволяет выявлять возможности для оптимизации маршрутов и консолидации грузов.</w:t>
+        <w:t>учитывать их при распределении заказов. Анализ загрузки транспорта и логистических потоков позволяет выявлять возможности для оптимизации маршрутов и консолидации грузов.</w:t>
       </w:r>
     </w:p>
     <w:p>
@@ -9820,14 +10250,22 @@
         <w:rPr>
           <w:lang w:val="ru-RU"/>
         </w:rPr>
-        <w:t xml:space="preserve">Д. В. Чистов и соавторы подчёркивают, что современные информационные системы должны обеспечивать не только автоматизацию операционных процессов, но и аналитическую поддержку управленческих решений [39]. Переход от систем, ориентированных на обработку транзакций, к системам, обеспечивающим интеллектуальную поддержку принятия решений, является одной из ключевых тенденций развития корпоративных информационных систем. В контексте поиска перевозчиков это означает необходимость реализации не только функций поиска и фильтрации </w:t>
-      </w:r>
+        <w:t>Д. В. Чистов и соавторы подчёркивают, что современные информационные системы должны обеспечивать не только автоматизацию операционных процессов, но и аналитическую поддержку управленческих решений [39]. Переход от систем, ориентированных на обработку транзакций, к системам, обеспечивающим интеллектуальную поддержку принятия решений, является одной из ключевых тенденций развития корпоративных информационных систем. В контексте поиска перевозчиков это означает необходимость реализации не только функций поиска и фильтрации информации, но и инструментов многокритериального сравнения альтернатив, визуализации данных, формирования рекомендаций.</w:t>
+      </w:r>
+    </w:p>
+    <w:p>
+      <w:pPr>
+        <w:pStyle w:val="aff6"/>
+        <w:rPr>
+          <w:lang w:val="ru-RU"/>
+        </w:rPr>
+      </w:pPr>
       <w:r>
         <w:rPr>
           <w:lang w:val="ru-RU"/>
         </w:rPr>
         <w:lastRenderedPageBreak/>
-        <w:t>информации, но и инструментов многокритериального сравнения альтернатив, визуализации данных, формирования рекомендаций.</w:t>
+        <w:t>Вместе с тем внедрение информационных технологий и аналитики данных в процессы поиска и выбора перевозчиков сопряжено с рядом проблем и ограничений. Одной из ключевых проблем является фрагментация информационного пространства между множеством платформ и сервисов. Грузоотправитель, стремящийся получить полную картину рыночного предложения, вынужден параллельно работать с несколькими транспортными биржами и каталогами, что существенно увеличивает трудозатраты и затрудняет систематическое сравнение альтернатив. Создание агрегаторов, объединяющих информацию из множества источников, является перспективным направлением развития, однако сопряжено с техническими и правовыми сложностями.</w:t>
       </w:r>
     </w:p>
     <w:p>
@@ -9841,7 +10279,7 @@
         <w:rPr>
           <w:lang w:val="ru-RU"/>
         </w:rPr>
-        <w:t>Вместе с тем внедрение информационных технологий и аналитики данных в процессы поиска и выбора перевозчиков сопряжено с рядом проблем и ограничений. Одной из ключевых проблем является фрагментация информационного пространства между множеством платформ и сервисов. Грузоотправитель, стремящийся получить полную картину рыночного предложения, вынужден параллельно работать с несколькими транспортными биржами и каталогами, что существенно увеличивает трудозатраты и затрудняет систематическое сравнение альтернатив. Создание агрегаторов, объединяющих информацию из множества источников, является перспективным направлением развития, однако сопряжено с техническими и правовыми сложностями.</w:t>
+        <w:t>Другой существенной проблемой является качество и достоверность информации о перевозчиках. В условиях, когда информация размещается самими участниками рынка, неизбежно возникают риски неполноты, искажения или устаревания данных. Механизмы верификации, реализованные на большинстве платформ, обеспечивают лишь базовую проверку и не гарантируют полной достоверности информации. Репутационные системы, основанные на отзывах пользователей, также имеют ограничения, связанные с возможностью манипулирования рейтингами и недостаточной активностью пользователей в предоставлении обратной связи.</w:t>
       </w:r>
     </w:p>
     <w:p>
@@ -9855,21 +10293,31 @@
         <w:rPr>
           <w:lang w:val="ru-RU"/>
         </w:rPr>
-        <w:t>Другой существенной проблемой является качество и достоверность информации о перевозчиках. В условиях, когда информация размещается самими участниками рынка, неизбежно возникают риски неполноты, искажения или устаревания данных. Механизмы верификации, реализованные на большинстве платформ, обеспечивают лишь базовую проверку и не гарантируют полной достоверности информации. Репутационные системы, основанные на отзывах пользователей, также имеют ограничения, связанные с возможностью манипулирования рейтингами и недостаточной активностью пользователей в предоставлении обратной связи.</w:t>
-      </w:r>
-    </w:p>
-    <w:p>
-      <w:pPr>
-        <w:pStyle w:val="aff6"/>
-        <w:rPr>
-          <w:lang w:val="ru-RU"/>
-        </w:rPr>
-      </w:pPr>
-      <w:r>
-        <w:rPr>
-          <w:lang w:val="ru-RU"/>
-        </w:rPr>
-        <w:t>Таким образом, современное состояние информационных технологий создаёт объективные предпосылки для качественного повышения эффективности поиска и выбора автоперевозчиков. Электронные платформы — транспортные биржи и каталоги — обеспечивают доступ к обширным базам данных о перевозчиках и их предложениях, существенно расширяя возможности грузоотправителей по сравнению с традиционными методами поиска. Вместе с тем фрагментация информационного пространства, проблемы качества данных и недостаточное развитие аналитических инструментов ограничивают эффективность существующих решений. Разработка программного средства, обеспечивающего интеграцию информации из множества источников, автоматизацию многокритериального сравнения альтернатив и поддержку принятия обоснованных решений при выборе перевозчиков, представляется актуальной задачей, направленной на преодоление выявленных ограничений и повышение эффективности закупочной деятельности в сфере транспортных услуг.</w:t>
+        <w:t>Таким образом, современное состояние информационных технологий создаёт объективные предпосылки для качественного повышения эффективности поиска и выбора автоперев</w:t>
+      </w:r>
+      <w:r>
+        <w:rPr>
+          <w:lang w:val="ru-RU"/>
+        </w:rPr>
+        <w:t>озчиков. Электронные платформы –</w:t>
+      </w:r>
+      <w:r>
+        <w:rPr>
+          <w:lang w:val="ru-RU"/>
+        </w:rPr>
+        <w:t xml:space="preserve"> т</w:t>
+      </w:r>
+      <w:r>
+        <w:rPr>
+          <w:lang w:val="ru-RU"/>
+        </w:rPr>
+        <w:t>ранспортные биржи и каталоги –</w:t>
+      </w:r>
+      <w:r>
+        <w:rPr>
+          <w:lang w:val="ru-RU"/>
+        </w:rPr>
+        <w:t xml:space="preserve"> обеспечивают доступ к обширным базам данных о перевозчиках и их предложениях, существенно расширяя возможности грузоотправителей по сравнению с традиционными методами поиска. Вместе с тем фрагментация информационного пространства, проблемы качества данных и недостаточное развитие аналитических инструментов ограничивают эффективность существующих решений. Разработка программного средства, обеспечивающего интеграцию информации из множества источников, автоматизацию многокритериального сравнения альтернатив и поддержку принятия обоснованных решений при выборе перевозчиков, представляется актуальной задачей, направленной на преодоление выявленных ограничений и повышение эффективности закупочной деятельности в сфере транспортных услуг.</w:t>
       </w:r>
     </w:p>
     <w:p>
@@ -9904,8 +10352,8 @@
           <w:szCs w:val="32"/>
         </w:rPr>
       </w:pPr>
-      <w:bookmarkStart w:id="13" w:name="_Toc214232692"/>
-      <w:bookmarkStart w:id="14" w:name="_Toc224071764"/>
+      <w:bookmarkStart w:id="12" w:name="_Toc214232692"/>
+      <w:bookmarkStart w:id="13" w:name="_Toc224071764"/>
       <w:r>
         <w:rPr>
           <w:sz w:val="32"/>
@@ -9921,21 +10369,15 @@
         </w:rPr>
         <w:tab/>
       </w:r>
+      <w:bookmarkEnd w:id="12"/>
       <w:bookmarkEnd w:id="13"/>
       <w:r>
         <w:rPr>
+          <w:caps/>
           <w:sz w:val="32"/>
           <w:szCs w:val="32"/>
         </w:rPr>
-        <w:t xml:space="preserve">АНАЛИЗ И МОДЕЛИРОВАНИЕ </w:t>
-      </w:r>
-      <w:bookmarkEnd w:id="14"/>
-      <w:r>
-        <w:rPr>
-          <w:sz w:val="32"/>
-          <w:szCs w:val="32"/>
-        </w:rPr>
-        <w:t>…</w:t>
+        <w:t>Анализ и моделирование предметной области и разработка требований к программному средству</w:t>
       </w:r>
     </w:p>
     <w:p>
@@ -9965,8 +10407,8 @@
           <w:szCs w:val="28"/>
         </w:rPr>
       </w:pPr>
-      <w:bookmarkStart w:id="15" w:name="_Toc214232693"/>
-      <w:bookmarkStart w:id="16" w:name="_Toc224071765"/>
+      <w:bookmarkStart w:id="14" w:name="_Toc214232693"/>
+      <w:bookmarkStart w:id="15" w:name="_Toc224071765"/>
       <w:r>
         <w:rPr>
           <w:rFonts w:ascii="Times New Roman" w:hAnsi="Times New Roman" w:cs="Times New Roman"/>
@@ -9989,7 +10431,7 @@
         </w:rPr>
         <w:tab/>
       </w:r>
-      <w:bookmarkEnd w:id="15"/>
+      <w:bookmarkEnd w:id="14"/>
       <w:r>
         <w:rPr>
           <w:rFonts w:ascii="Times New Roman" w:hAnsi="Times New Roman" w:cs="Times New Roman"/>
@@ -10001,7 +10443,7 @@
         </w:rPr>
         <w:t>Общая характеристика государственного предприятия</w:t>
       </w:r>
-      <w:bookmarkEnd w:id="16"/>
+      <w:bookmarkEnd w:id="15"/>
     </w:p>
     <w:p>
       <w:pPr>
@@ -10058,8 +10500,8 @@
           <w:szCs w:val="28"/>
         </w:rPr>
       </w:pPr>
-      <w:bookmarkStart w:id="17" w:name="_Toc214232694"/>
-      <w:bookmarkStart w:id="18" w:name="_Toc224071766"/>
+      <w:bookmarkStart w:id="16" w:name="_Toc214232694"/>
+      <w:bookmarkStart w:id="17" w:name="_Toc224071766"/>
       <w:r>
         <w:rPr>
           <w:rFonts w:ascii="Times New Roman" w:hAnsi="Times New Roman" w:cs="Times New Roman"/>
@@ -10082,7 +10524,7 @@
         </w:rPr>
         <w:tab/>
       </w:r>
-      <w:bookmarkEnd w:id="17"/>
+      <w:bookmarkEnd w:id="16"/>
       <w:r>
         <w:rPr>
           <w:rFonts w:ascii="Times New Roman" w:hAnsi="Times New Roman" w:cs="Times New Roman"/>
@@ -10094,7 +10536,7 @@
         </w:rPr>
         <w:t>Анализ организации закупочной деятельности</w:t>
       </w:r>
-      <w:bookmarkEnd w:id="18"/>
+      <w:bookmarkEnd w:id="17"/>
     </w:p>
     <w:p>
       <w:pPr>
@@ -10151,8 +10593,8 @@
           <w:szCs w:val="28"/>
         </w:rPr>
       </w:pPr>
-      <w:bookmarkStart w:id="19" w:name="_Toc214232695"/>
-      <w:bookmarkStart w:id="20" w:name="_Toc224071767"/>
+      <w:bookmarkStart w:id="18" w:name="_Toc214232695"/>
+      <w:bookmarkStart w:id="19" w:name="_Toc224071767"/>
       <w:r>
         <w:rPr>
           <w:rFonts w:ascii="Times New Roman" w:hAnsi="Times New Roman" w:cs="Times New Roman"/>
@@ -10175,7 +10617,7 @@
         </w:rPr>
         <w:tab/>
       </w:r>
-      <w:bookmarkEnd w:id="19"/>
+      <w:bookmarkEnd w:id="18"/>
       <w:r>
         <w:rPr>
           <w:rFonts w:ascii="Times New Roman" w:hAnsi="Times New Roman" w:cs="Times New Roman"/>
@@ -10187,7 +10629,7 @@
         </w:rPr>
         <w:t>Анализ проблем и предпосылок автоматизации</w:t>
       </w:r>
-      <w:bookmarkEnd w:id="20"/>
+      <w:bookmarkEnd w:id="19"/>
     </w:p>
     <w:p>
       <w:pPr>
@@ -10245,8 +10687,8 @@
           <w:szCs w:val="28"/>
         </w:rPr>
       </w:pPr>
-      <w:bookmarkStart w:id="21" w:name="_Toc214232696"/>
-      <w:bookmarkStart w:id="22" w:name="_Toc224071768"/>
+      <w:bookmarkStart w:id="20" w:name="_Toc214232696"/>
+      <w:bookmarkStart w:id="21" w:name="_Toc224071768"/>
       <w:r>
         <w:rPr>
           <w:rFonts w:ascii="Times New Roman" w:hAnsi="Times New Roman" w:cs="Times New Roman"/>
@@ -10269,7 +10711,7 @@
         </w:rPr>
         <w:tab/>
       </w:r>
-      <w:bookmarkEnd w:id="21"/>
+      <w:bookmarkEnd w:id="20"/>
       <w:r>
         <w:rPr>
           <w:rFonts w:ascii="Times New Roman" w:hAnsi="Times New Roman" w:cs="Times New Roman"/>
@@ -10315,7 +10757,7 @@
         </w:rPr>
         <w:t>)</w:t>
       </w:r>
-      <w:bookmarkEnd w:id="22"/>
+      <w:bookmarkEnd w:id="21"/>
     </w:p>
     <w:p>
       <w:pPr>
@@ -10341,9 +10783,9 @@
           <w:lang w:eastAsia="ru-RU"/>
         </w:rPr>
       </w:pPr>
-      <w:bookmarkStart w:id="23" w:name="_Toc104327769"/>
-      <w:bookmarkStart w:id="24" w:name="_Toc134973780"/>
-      <w:bookmarkStart w:id="25" w:name="_Hlk104254667"/>
+      <w:bookmarkStart w:id="22" w:name="_Toc104327769"/>
+      <w:bookmarkStart w:id="23" w:name="_Toc134973780"/>
+      <w:bookmarkStart w:id="24" w:name="_Hlk104254667"/>
     </w:p>
     <w:p>
       <w:pPr>
@@ -10359,7 +10801,7 @@
           <w:szCs w:val="28"/>
         </w:rPr>
       </w:pPr>
-      <w:bookmarkStart w:id="26" w:name="_Toc224071769"/>
+      <w:bookmarkStart w:id="25" w:name="_Toc224071769"/>
       <w:r>
         <w:rPr>
           <w:rFonts w:ascii="Times New Roman" w:hAnsi="Times New Roman" w:cs="Times New Roman"/>
@@ -10427,7 +10869,7 @@
         </w:rPr>
         <w:t>)</w:t>
       </w:r>
-      <w:bookmarkEnd w:id="26"/>
+      <w:bookmarkEnd w:id="25"/>
     </w:p>
     <w:p>
       <w:pPr>
@@ -10476,7 +10918,7 @@
           <w:szCs w:val="28"/>
         </w:rPr>
       </w:pPr>
-      <w:bookmarkStart w:id="27" w:name="_Toc224071770"/>
+      <w:bookmarkStart w:id="26" w:name="_Toc224071770"/>
       <w:r>
         <w:rPr>
           <w:rFonts w:ascii="Times New Roman" w:hAnsi="Times New Roman" w:cs="Times New Roman"/>
@@ -10544,7 +10986,7 @@
         </w:rPr>
         <w:t>)</w:t>
       </w:r>
-      <w:bookmarkEnd w:id="27"/>
+      <w:bookmarkEnd w:id="26"/>
     </w:p>
     <w:p>
       <w:pPr>
@@ -10593,7 +11035,7 @@
           <w:szCs w:val="28"/>
         </w:rPr>
       </w:pPr>
-      <w:bookmarkStart w:id="28" w:name="_Toc224071771"/>
+      <w:bookmarkStart w:id="27" w:name="_Toc224071771"/>
       <w:r>
         <w:rPr>
           <w:rFonts w:ascii="Times New Roman" w:hAnsi="Times New Roman" w:cs="Times New Roman"/>
@@ -10638,7 +11080,7 @@
         </w:rPr>
         <w:t>Экономико-математическая постановка задачи поддержки принятия решений</w:t>
       </w:r>
-      <w:bookmarkEnd w:id="28"/>
+      <w:bookmarkEnd w:id="27"/>
     </w:p>
     <w:p>
       <w:pPr>
@@ -10687,7 +11129,7 @@
           <w:szCs w:val="28"/>
         </w:rPr>
       </w:pPr>
-      <w:bookmarkStart w:id="29" w:name="_Toc224071772"/>
+      <w:bookmarkStart w:id="28" w:name="_Toc224071772"/>
       <w:r>
         <w:rPr>
           <w:rFonts w:ascii="Times New Roman" w:hAnsi="Times New Roman" w:cs="Times New Roman"/>
@@ -10732,7 +11174,7 @@
         </w:rPr>
         <w:t>Сравнительный анализ существующих программных решений</w:t>
       </w:r>
-      <w:bookmarkEnd w:id="29"/>
+      <w:bookmarkEnd w:id="28"/>
     </w:p>
     <w:p>
       <w:pPr>
@@ -10761,7 +11203,15 @@
           <w:sz w:val="28"/>
           <w:szCs w:val="28"/>
         </w:rPr>
-        <w:t>Для проектирования эффективного программного средства, обеспечивающего комплексную автоматизацию закупочной деятельности и управление кросс-продажами в B2B, необходимо провести сравнительный анализ существующих решений. Анализ аналогов позволяет выявить функциональные возможности, определить лучшие практики, а также учесть недостатки, которые необходимо устранить в проектируемом ПО. В качестве объектов сравнения рассмотрены наиболее популярные ERP- и CRM-системы, используемые в сегменте B2B, а также специализированные решения для автоматизации закупок и управления клиентской базой.</w:t>
+        <w:t xml:space="preserve">Для проектирования эффективного программного средства, обеспечивающего комплексную автоматизацию закупочной деятельности и управление кросс-продажами в B2B, необходимо провести сравнительный анализ существующих решений. Анализ аналогов позволяет выявить функциональные возможности, определить лучшие практики, а также учесть недостатки, которые необходимо устранить в проектируемом ПО. В качестве объектов сравнения рассмотрены наиболее популярные ERP- и CRM-системы, </w:t>
+      </w:r>
+      <w:r>
+        <w:rPr>
+          <w:sz w:val="28"/>
+          <w:szCs w:val="28"/>
+        </w:rPr>
+        <w:lastRenderedPageBreak/>
+        <w:t>используемые в сегменте B2B, а также специализированные решения для автоматизации закупок и управления клиентской базой.</w:t>
       </w:r>
     </w:p>
     <w:p>
@@ -10798,7 +11248,6 @@
           <w:sz w:val="28"/>
           <w:szCs w:val="28"/>
         </w:rPr>
-        <w:lastRenderedPageBreak/>
         <w:t>Для систематизации сравнения были определены следующие ключевые критерии:</w:t>
       </w:r>
     </w:p>
@@ -11536,7 +11985,7 @@
                 <w:sz w:val="28"/>
                 <w:szCs w:val="28"/>
               </w:rPr>
-              <w:t xml:space="preserve">-решений, автоматизация сложных </w:t>
+              <w:t xml:space="preserve">-решений, </w:t>
             </w:r>
             <w:r>
               <w:rPr>
@@ -11545,7 +11994,7 @@
                 <w:szCs w:val="28"/>
               </w:rPr>
               <w:lastRenderedPageBreak/>
-              <w:t>бизнес-процессов</w:t>
+              <w:t>автоматизация сложных бизнес-процессов</w:t>
             </w:r>
           </w:p>
         </w:tc>
@@ -11570,7 +12019,16 @@
                 <w:szCs w:val="28"/>
               </w:rPr>
               <w:lastRenderedPageBreak/>
-              <w:t>Интеграция с крупными системами, сильная аналитика</w:t>
+              <w:t xml:space="preserve">Интеграция с крупными </w:t>
+            </w:r>
+            <w:r>
+              <w:rPr>
+                <w:color w:val="000000"/>
+                <w:sz w:val="28"/>
+                <w:szCs w:val="28"/>
+              </w:rPr>
+              <w:lastRenderedPageBreak/>
+              <w:t>системами, сильная аналитика</w:t>
             </w:r>
           </w:p>
         </w:tc>
@@ -11594,6 +12052,7 @@
                 <w:sz w:val="28"/>
                 <w:szCs w:val="28"/>
               </w:rPr>
+              <w:lastRenderedPageBreak/>
               <w:t>Высокая сложность внедрения, требует значительных ресурсов</w:t>
             </w:r>
           </w:p>
@@ -12833,6 +13292,7 @@
                 <w:sz w:val="28"/>
                 <w:szCs w:val="28"/>
               </w:rPr>
+              <w:lastRenderedPageBreak/>
               <w:sym w:font="Symbol" w:char="F02D"/>
             </w:r>
             <w:r>
@@ -13455,16 +13915,8 @@
           <w:sz w:val="28"/>
           <w:szCs w:val="28"/>
         </w:rPr>
-        <w:t xml:space="preserve">Для автоматизации бизнес-процесса «Формирование коммерческого предложения с дополнительными позициями» в качестве эталона </w:t>
-      </w:r>
-      <w:r>
-        <w:rPr>
-          <w:color w:val="000000"/>
-          <w:sz w:val="28"/>
-          <w:szCs w:val="28"/>
-        </w:rPr>
         <w:lastRenderedPageBreak/>
-        <w:t xml:space="preserve">целесообразно выбрать бизнес-процесс «Формирование коммерческого предложения», реализованный в </w:t>
+        <w:t xml:space="preserve">Для автоматизации бизнес-процесса «Формирование коммерческого предложения с дополнительными позициями» в качестве эталона целесообразно выбрать бизнес-процесс «Формирование коммерческого предложения», реализованный в </w:t>
       </w:r>
       <w:r>
         <w:rPr>
@@ -14607,7 +15059,14 @@
         <w:rPr>
           <w:rFonts w:cs="Times New Roman"/>
         </w:rPr>
-        <w:t>Для совершенствования бизнес-процесса формирования коммерческого предложения с дополнительными позициями важно учитывать наиболее привлекательные для клиентов функциональные возможности. Одной из таких является сбор данных о клиенте, который позволяет персонализировать предложение, учитывать историю взаимодействия и адаптировать его под конкретные потребности. Это делает предложение более релевантным и увеличивает вероятность успешного завершения сделки.</w:t>
+        <w:t xml:space="preserve">Для совершенствования бизнес-процесса формирования коммерческого предложения с дополнительными позициями важно учитывать наиболее привлекательные для клиентов функциональные возможности. Одной из таких является сбор данных о клиенте, который позволяет персонализировать предложение, учитывать историю взаимодействия и адаптировать его под </w:t>
+      </w:r>
+      <w:r>
+        <w:rPr>
+          <w:rFonts w:cs="Times New Roman"/>
+        </w:rPr>
+        <w:lastRenderedPageBreak/>
+        <w:t>конкретные потребности. Это делает предложение более релевантным и увеличивает вероятность успешного завершения сделки.</w:t>
       </w:r>
     </w:p>
     <w:p>
@@ -14622,7 +15081,6 @@
         <w:rPr>
           <w:rFonts w:cs="Times New Roman"/>
         </w:rPr>
-        <w:lastRenderedPageBreak/>
         <w:t xml:space="preserve">Еще одним ключевым аспектом является использование искусственного интеллекта. </w:t>
       </w:r>
       <w:r>
@@ -15111,13 +15569,15 @@
         <w:pStyle w:val="1"/>
         <w:ind w:left="993" w:hanging="284"/>
         <w:rPr>
+          <w:caps/>
           <w:sz w:val="32"/>
         </w:rPr>
       </w:pPr>
-      <w:bookmarkStart w:id="30" w:name="_Toc214232697"/>
-      <w:bookmarkStart w:id="31" w:name="_Toc224071773"/>
-      <w:r>
-        <w:rPr>
+      <w:bookmarkStart w:id="29" w:name="_Toc214232697"/>
+      <w:bookmarkStart w:id="30" w:name="_Toc224071773"/>
+      <w:r>
+        <w:rPr>
+          <w:caps/>
           <w:sz w:val="32"/>
         </w:rPr>
         <w:lastRenderedPageBreak/>
@@ -15125,33 +15585,23 @@
       </w:r>
       <w:r>
         <w:rPr>
+          <w:caps/>
           <w:sz w:val="32"/>
         </w:rPr>
         <w:tab/>
       </w:r>
-      <w:r>
-        <w:rPr>
-          <w:sz w:val="32"/>
-        </w:rPr>
-        <w:t>ПРОЕКТИРОВАНИЕ</w:t>
-      </w:r>
-      <w:r>
-        <w:rPr>
-          <w:sz w:val="32"/>
-        </w:rPr>
-        <w:t xml:space="preserve"> И РАЗРАБОТКА</w:t>
-      </w:r>
-      <w:r>
-        <w:rPr>
-          <w:sz w:val="32"/>
-        </w:rPr>
-        <w:t xml:space="preserve"> ПРОГРАММНОГО СРЕДСТВА</w:t>
-      </w:r>
+      <w:bookmarkEnd w:id="22"/>
       <w:bookmarkEnd w:id="23"/>
       <w:bookmarkEnd w:id="24"/>
-      <w:bookmarkEnd w:id="25"/>
+      <w:bookmarkEnd w:id="29"/>
       <w:bookmarkEnd w:id="30"/>
-      <w:bookmarkEnd w:id="31"/>
+      <w:r>
+        <w:rPr>
+          <w:caps/>
+          <w:sz w:val="32"/>
+        </w:rPr>
+        <w:t>Проектирование и разработка программного средства</w:t>
+      </w:r>
     </w:p>
     <w:p>
       <w:pPr>
@@ -15180,8 +15630,8 @@
           <w:szCs w:val="28"/>
         </w:rPr>
       </w:pPr>
-      <w:bookmarkStart w:id="32" w:name="_Toc214232698"/>
-      <w:bookmarkStart w:id="33" w:name="_Toc224071774"/>
+      <w:bookmarkStart w:id="31" w:name="_Toc214232698"/>
+      <w:bookmarkStart w:id="32" w:name="_Toc224071774"/>
       <w:r>
         <w:rPr>
           <w:rFonts w:ascii="Times New Roman" w:hAnsi="Times New Roman" w:cs="Times New Roman"/>
@@ -15216,8 +15666,8 @@
         </w:rPr>
         <w:t xml:space="preserve"> программного средства</w:t>
       </w:r>
+      <w:bookmarkEnd w:id="31"/>
       <w:bookmarkEnd w:id="32"/>
-      <w:bookmarkEnd w:id="33"/>
     </w:p>
     <w:p>
       <w:pPr>
@@ -15322,7 +15772,15 @@
           <w:szCs w:val="28"/>
           <w:lang w:eastAsia="ru-RU"/>
         </w:rPr>
-        <w:t xml:space="preserve">Первая группа задач — </w:t>
+        <w:t>Первая группа задач –</w:t>
+      </w:r>
+      <w:r>
+        <w:rPr>
+          <w:sz w:val="28"/>
+          <w:szCs w:val="28"/>
+          <w:lang w:eastAsia="ru-RU"/>
+        </w:rPr>
+        <w:t xml:space="preserve"> </w:t>
       </w:r>
       <w:r>
         <w:rPr>
@@ -15376,7 +15834,15 @@
           <w:szCs w:val="28"/>
           <w:lang w:eastAsia="ru-RU"/>
         </w:rPr>
-        <w:t xml:space="preserve">Вторая группа задач — </w:t>
+        <w:t>Вторая группа задач –</w:t>
+      </w:r>
+      <w:r>
+        <w:rPr>
+          <w:sz w:val="28"/>
+          <w:szCs w:val="28"/>
+          <w:lang w:eastAsia="ru-RU"/>
+        </w:rPr>
+        <w:t xml:space="preserve"> </w:t>
       </w:r>
       <w:r>
         <w:rPr>
@@ -15599,7 +16065,15 @@
           <w:szCs w:val="28"/>
           <w:lang w:eastAsia="ru-RU"/>
         </w:rPr>
-        <w:t xml:space="preserve">Третья группа — </w:t>
+        <w:t>Третья группа –</w:t>
+      </w:r>
+      <w:r>
+        <w:rPr>
+          <w:sz w:val="28"/>
+          <w:szCs w:val="28"/>
+          <w:lang w:eastAsia="ru-RU"/>
+        </w:rPr>
+        <w:t xml:space="preserve"> </w:t>
       </w:r>
       <w:r>
         <w:rPr>
@@ -15707,7 +16181,15 @@
           <w:szCs w:val="28"/>
           <w:lang w:eastAsia="ru-RU"/>
         </w:rPr>
-        <w:t xml:space="preserve">Пятая группа — </w:t>
+        <w:t>Пятая группа –</w:t>
+      </w:r>
+      <w:r>
+        <w:rPr>
+          <w:sz w:val="28"/>
+          <w:szCs w:val="28"/>
+          <w:lang w:eastAsia="ru-RU"/>
+        </w:rPr>
+        <w:t xml:space="preserve"> </w:t>
       </w:r>
       <w:r>
         <w:rPr>
@@ -15761,7 +16243,15 @@
           <w:szCs w:val="28"/>
           <w:lang w:eastAsia="ru-RU"/>
         </w:rPr>
-        <w:t xml:space="preserve">Шестая группа — </w:t>
+        <w:t>Шестая группа –</w:t>
+      </w:r>
+      <w:r>
+        <w:rPr>
+          <w:sz w:val="28"/>
+          <w:szCs w:val="28"/>
+          <w:lang w:eastAsia="ru-RU"/>
+        </w:rPr>
+        <w:t xml:space="preserve"> </w:t>
       </w:r>
       <w:r>
         <w:rPr>
@@ -15815,7 +16305,15 @@
           <w:szCs w:val="28"/>
           <w:lang w:eastAsia="ru-RU"/>
         </w:rPr>
-        <w:t xml:space="preserve">Седьмая группа — </w:t>
+        <w:t>Седьмая группа –</w:t>
+      </w:r>
+      <w:r>
+        <w:rPr>
+          <w:sz w:val="28"/>
+          <w:szCs w:val="28"/>
+          <w:lang w:eastAsia="ru-RU"/>
+        </w:rPr>
+        <w:t xml:space="preserve"> </w:t>
       </w:r>
       <w:r>
         <w:rPr>
@@ -15992,8 +16490,8 @@
           <w:szCs w:val="28"/>
         </w:rPr>
       </w:pPr>
-      <w:bookmarkStart w:id="34" w:name="_Toc214232699"/>
-      <w:bookmarkStart w:id="35" w:name="_Toc224071775"/>
+      <w:bookmarkStart w:id="33" w:name="_Toc214232699"/>
+      <w:bookmarkStart w:id="34" w:name="_Toc224071775"/>
       <w:r>
         <w:rPr>
           <w:rFonts w:ascii="Times New Roman" w:hAnsi="Times New Roman" w:cs="Times New Roman"/>
@@ -16016,7 +16514,7 @@
         </w:rPr>
         <w:tab/>
       </w:r>
-      <w:bookmarkEnd w:id="34"/>
+      <w:bookmarkEnd w:id="33"/>
       <w:r>
         <w:rPr>
           <w:rFonts w:ascii="Times New Roman" w:hAnsi="Times New Roman" w:cs="Times New Roman"/>
@@ -16028,7 +16526,7 @@
         </w:rPr>
         <w:t>Обоснование выбора технических и программных средств реализации проекта</w:t>
       </w:r>
-      <w:bookmarkEnd w:id="35"/>
+      <w:bookmarkEnd w:id="34"/>
     </w:p>
     <w:p>
       <w:pPr>
@@ -16729,7 +17227,15 @@
           <w:szCs w:val="28"/>
           <w:lang w:eastAsia="ru-RU"/>
         </w:rPr>
-        <w:t xml:space="preserve"> позволяет автоматизировать модульные тесты и обеспечить корректность бизнес-логики, а </w:t>
+        <w:t xml:space="preserve"> позволяет автоматизировать модульные тесты и обеспечить коррект</w:t>
+      </w:r>
+      <w:r>
+        <w:rPr>
+          <w:sz w:val="28"/>
+          <w:szCs w:val="28"/>
+          <w:lang w:eastAsia="ru-RU"/>
+        </w:rPr>
+        <w:t xml:space="preserve">ность бизнес-логики, а </w:t>
       </w:r>
       <w:proofErr w:type="spellStart"/>
       <w:r>
@@ -16747,7 +17253,15 @@
           <w:szCs w:val="28"/>
           <w:lang w:eastAsia="ru-RU"/>
         </w:rPr>
-        <w:t xml:space="preserve"> — проводить интеграционные тесты REST API и контролировать корректность передачи данных между клиентом и сервером.</w:t>
+        <w:t xml:space="preserve"> –</w:t>
+      </w:r>
+      <w:r>
+        <w:rPr>
+          <w:sz w:val="28"/>
+          <w:szCs w:val="28"/>
+          <w:lang w:eastAsia="ru-RU"/>
+        </w:rPr>
+        <w:t xml:space="preserve"> проводить интеграционные тесты REST API и контролировать корректность передачи данных между клиентом и сервером.</w:t>
       </w:r>
     </w:p>
     <w:p>
@@ -16970,8 +17484,8 @@
           <w:szCs w:val="28"/>
         </w:rPr>
       </w:pPr>
-      <w:bookmarkStart w:id="36" w:name="_Toc214232700"/>
-      <w:bookmarkStart w:id="37" w:name="_Toc224071776"/>
+      <w:bookmarkStart w:id="35" w:name="_Toc214232700"/>
+      <w:bookmarkStart w:id="36" w:name="_Toc224071776"/>
       <w:r>
         <w:rPr>
           <w:rFonts w:ascii="Times New Roman" w:hAnsi="Times New Roman" w:cs="Times New Roman"/>
@@ -16994,7 +17508,7 @@
         </w:rPr>
         <w:tab/>
       </w:r>
-      <w:bookmarkEnd w:id="36"/>
+      <w:bookmarkEnd w:id="35"/>
       <w:r>
         <w:rPr>
           <w:rFonts w:ascii="Times New Roman" w:hAnsi="Times New Roman" w:cs="Times New Roman"/>
@@ -17006,7 +17520,7 @@
         </w:rPr>
         <w:t>Анализ требований к разрабатываемому программному средству. Спецификация функциональных требований</w:t>
       </w:r>
-      <w:bookmarkEnd w:id="37"/>
+      <w:bookmarkEnd w:id="36"/>
     </w:p>
     <w:p>
       <w:pPr>
@@ -17064,8 +17578,8 @@
           <w:szCs w:val="28"/>
         </w:rPr>
       </w:pPr>
-      <w:bookmarkStart w:id="38" w:name="_Toc214232701"/>
-      <w:bookmarkStart w:id="39" w:name="_Toc224071777"/>
+      <w:bookmarkStart w:id="37" w:name="_Toc214232701"/>
+      <w:bookmarkStart w:id="38" w:name="_Toc224071777"/>
       <w:r>
         <w:rPr>
           <w:rFonts w:ascii="Times New Roman" w:hAnsi="Times New Roman" w:cs="Times New Roman"/>
@@ -17088,7 +17602,7 @@
         </w:rPr>
         <w:tab/>
       </w:r>
-      <w:bookmarkEnd w:id="38"/>
+      <w:bookmarkEnd w:id="37"/>
       <w:r>
         <w:rPr>
           <w:rFonts w:ascii="Times New Roman" w:hAnsi="Times New Roman" w:cs="Times New Roman"/>
@@ -17100,7 +17614,7 @@
         </w:rPr>
         <w:t>Разработка модели данных</w:t>
       </w:r>
-      <w:bookmarkEnd w:id="39"/>
+      <w:bookmarkEnd w:id="38"/>
     </w:p>
     <w:p>
       <w:pPr>
@@ -17144,7 +17658,7 @@
           <w:szCs w:val="28"/>
         </w:rPr>
       </w:pPr>
-      <w:bookmarkStart w:id="40" w:name="_Toc224071778"/>
+      <w:bookmarkStart w:id="39" w:name="_Toc224071778"/>
       <w:r>
         <w:rPr>
           <w:rFonts w:ascii="Times New Roman" w:hAnsi="Times New Roman" w:cs="Times New Roman"/>
@@ -17179,7 +17693,7 @@
         <w:tab/>
         <w:t>Архитектурные решения и описание динамических аспектов поведения объектов программного средства</w:t>
       </w:r>
-      <w:bookmarkEnd w:id="40"/>
+      <w:bookmarkEnd w:id="39"/>
     </w:p>
     <w:p>
       <w:pPr>
@@ -17216,7 +17730,7 @@
           <w:szCs w:val="28"/>
         </w:rPr>
       </w:pPr>
-      <w:bookmarkStart w:id="41" w:name="_Toc224071779"/>
+      <w:bookmarkStart w:id="40" w:name="_Toc224071779"/>
       <w:r>
         <w:rPr>
           <w:rFonts w:ascii="Times New Roman" w:hAnsi="Times New Roman" w:cs="Times New Roman"/>
@@ -17251,7 +17765,7 @@
         <w:tab/>
         <w:t>Реализация экономико-математических моделей поддержки принятия решений</w:t>
       </w:r>
-      <w:bookmarkEnd w:id="41"/>
+      <w:bookmarkEnd w:id="40"/>
     </w:p>
     <w:p>
       <w:pPr>
@@ -17288,7 +17802,7 @@
           <w:szCs w:val="28"/>
         </w:rPr>
       </w:pPr>
-      <w:bookmarkStart w:id="42" w:name="_Toc224071780"/>
+      <w:bookmarkStart w:id="41" w:name="_Toc224071780"/>
       <w:r>
         <w:rPr>
           <w:rFonts w:ascii="Times New Roman" w:hAnsi="Times New Roman" w:cs="Times New Roman"/>
@@ -17323,7 +17837,7 @@
         <w:tab/>
         <w:t>Реализация алгоритмов автоматизации закупочной деятельности</w:t>
       </w:r>
-      <w:bookmarkEnd w:id="42"/>
+      <w:bookmarkEnd w:id="41"/>
     </w:p>
     <w:p>
       <w:pPr>
@@ -17360,7 +17874,7 @@
           <w:szCs w:val="28"/>
         </w:rPr>
       </w:pPr>
-      <w:bookmarkStart w:id="43" w:name="_Toc224071781"/>
+      <w:bookmarkStart w:id="42" w:name="_Toc224071781"/>
       <w:r>
         <w:rPr>
           <w:rFonts w:ascii="Times New Roman" w:hAnsi="Times New Roman" w:cs="Times New Roman"/>
@@ -17395,7 +17909,7 @@
         <w:tab/>
         <w:t>Проектирование и разработка пользовательского интерфейса</w:t>
       </w:r>
-      <w:bookmarkEnd w:id="43"/>
+      <w:bookmarkEnd w:id="42"/>
     </w:p>
     <w:p>
       <w:pPr>
@@ -17432,7 +17946,7 @@
           <w:szCs w:val="28"/>
         </w:rPr>
       </w:pPr>
-      <w:bookmarkStart w:id="44" w:name="_Toc224071782"/>
+      <w:bookmarkStart w:id="43" w:name="_Toc224071782"/>
       <w:r>
         <w:rPr>
           <w:rFonts w:ascii="Times New Roman" w:hAnsi="Times New Roman" w:cs="Times New Roman"/>
@@ -17467,7 +17981,7 @@
         <w:tab/>
         <w:t>Тестирование и анализ результатов</w:t>
       </w:r>
-      <w:bookmarkEnd w:id="44"/>
+      <w:bookmarkEnd w:id="43"/>
     </w:p>
     <w:p>
       <w:pPr>
@@ -17783,7 +18297,7 @@
           <w:szCs w:val="28"/>
         </w:rPr>
       </w:pPr>
-      <w:bookmarkStart w:id="45" w:name="_Hlk162700221"/>
+      <w:bookmarkStart w:id="44" w:name="_Hlk162700221"/>
       <w:r>
         <w:rPr>
           <w:sz w:val="28"/>
@@ -17792,7 +18306,7 @@
         <w:t>Рисунок 4.1 – Структуру тестовой составляющей проекта</w:t>
       </w:r>
     </w:p>
-    <w:bookmarkEnd w:id="45"/>
+    <w:bookmarkEnd w:id="44"/>
     <w:p>
       <w:pPr>
         <w:ind w:firstLine="709"/>
@@ -18165,7 +18679,21 @@
           <w:sz w:val="28"/>
           <w:szCs w:val="28"/>
         </w:rPr>
-        <w:t xml:space="preserve"> продемонстрированы на рисунке 4.3. В ходе тестирования было подтверждено корректное выполнение операций, а также корректная обработка ошибок — в частности, бросание исключений </w:t>
+        <w:t xml:space="preserve"> продемонстрированы на рисунке 4.3. В ходе тестирования было подтверждено корректное выполнение операций, а также корректная обработка ошибок </w:t>
+      </w:r>
+      <w:r>
+        <w:rPr>
+          <w:sz w:val="28"/>
+          <w:szCs w:val="28"/>
+        </w:rPr>
+        <w:t>–</w:t>
+      </w:r>
+      <w:r>
+        <w:rPr>
+          <w:sz w:val="28"/>
+          <w:szCs w:val="28"/>
+        </w:rPr>
+        <w:t xml:space="preserve"> в частности, бросание исключений </w:t>
       </w:r>
       <w:proofErr w:type="spellStart"/>
       <w:r>
@@ -18546,7 +19074,7 @@
           <w:szCs w:val="28"/>
         </w:rPr>
       </w:pPr>
-      <w:bookmarkStart w:id="46" w:name="_Toc224071783"/>
+      <w:bookmarkStart w:id="45" w:name="_Toc224071783"/>
       <w:r>
         <w:rPr>
           <w:rFonts w:ascii="Times New Roman" w:hAnsi="Times New Roman" w:cs="Times New Roman"/>
@@ -18581,7 +19109,7 @@
         <w:tab/>
         <w:t>Руководство пользователя</w:t>
       </w:r>
-      <w:bookmarkEnd w:id="46"/>
+      <w:bookmarkEnd w:id="45"/>
     </w:p>
     <w:p>
       <w:pPr>
@@ -18624,7 +19152,7 @@
           <w:szCs w:val="32"/>
         </w:rPr>
       </w:pPr>
-      <w:bookmarkStart w:id="47" w:name="_Toc224071784"/>
+      <w:bookmarkStart w:id="46" w:name="_Toc224071784"/>
       <w:r>
         <w:rPr>
           <w:sz w:val="32"/>
@@ -18639,9 +19167,34 @@
           <w:szCs w:val="32"/>
         </w:rPr>
         <w:tab/>
-        <w:t>ЭКОНОМИЧЕСКОЕ ОБОСНОВАНИЕ ЭФФЕКТИВНОСТИ РАЗРАБОТКИ ПРОГРАММНОГО СРЕДСТВА</w:t>
-      </w:r>
+      </w:r>
+      <w:r>
+        <w:rPr>
+          <w:caps/>
+          <w:sz w:val="32"/>
+          <w:szCs w:val="32"/>
+        </w:rPr>
+        <w:t xml:space="preserve"> </w:t>
+      </w:r>
+      <w:bookmarkEnd w:id="46"/>
+      <w:r>
+        <w:rPr>
+          <w:caps/>
+          <w:sz w:val="32"/>
+          <w:szCs w:val="32"/>
+        </w:rPr>
+        <w:t xml:space="preserve">Экономическое обоснование эффективности разработки и реализации на рынке программного средство реализации </w:t>
+      </w:r>
+      <w:bookmarkStart w:id="47" w:name="_GoBack"/>
       <w:bookmarkEnd w:id="47"/>
+      <w:r>
+        <w:rPr>
+          <w:caps/>
+          <w:sz w:val="32"/>
+          <w:szCs w:val="32"/>
+        </w:rPr>
+        <w:t>онлайн-сервиса поиска автоперевозчиков в г. Минске</w:t>
+      </w:r>
     </w:p>
     <w:p>
       <w:pPr>
@@ -21287,7 +21840,6 @@
         <w:br w:type="page"/>
       </w:r>
     </w:p>
-    <w:bookmarkStart w:id="63" w:name="_Toc224071798"/>
     <w:p>
       <w:pPr>
         <w:pStyle w:val="1"/>
@@ -21295,6 +21847,7 @@
         <w:ind w:left="0" w:right="60" w:firstLine="0"/>
         <w:jc w:val="center"/>
       </w:pPr>
+      <w:bookmarkStart w:id="63" w:name="_Toc224071798"/>
       <w:r>
         <w:rPr>
           <w:noProof/>
@@ -21386,9 +21939,9 @@
               </wp:anchor>
             </w:drawing>
           </mc:Choice>
-          <mc:Fallback xmlns:w16sdtdh="http://schemas.microsoft.com/office/word/2020/wordml/sdtdatahash" xmlns:w16="http://schemas.microsoft.com/office/word/2018/wordml" xmlns:w16cid="http://schemas.microsoft.com/office/word/2016/wordml/cid" xmlns:w16cex="http://schemas.microsoft.com/office/word/2018/wordml/cex" xmlns:oel="http://schemas.microsoft.com/office/2019/extlst" xmlns:am3d="http://schemas.microsoft.com/office/drawing/2017/model3d" xmlns:aink="http://schemas.microsoft.com/office/drawing/2016/ink" xmlns:cx8="http://schemas.microsoft.com/office/drawing/2016/5/14/chartex" xmlns:cx7="http://schemas.microsoft.com/office/drawing/2016/5/13/chartex" xmlns:cx6="http://schemas.microsoft.com/office/drawing/2016/5/12/chartex" xmlns:cx5="http://schemas.microsoft.com/office/drawing/2016/5/11/chartex" xmlns:cx4="http://schemas.microsoft.com/office/drawing/2016/5/10/chartex" xmlns:cx3="http://schemas.microsoft.com/office/drawing/2016/5/9/chartex" xmlns:cx2="http://schemas.microsoft.com/office/drawing/2015/10/21/chartex" xmlns:cx1="http://schemas.microsoft.com/office/drawing/2015/9/8/chartex">
+          <mc:Fallback>
             <w:pict>
-              <v:shape w14:anchorId="7584F810" id="Text Box 3" o:spid="_x0000_s1027" type="#_x0000_t202" style="position:absolute;left:0;text-align:left;margin-left:538.9pt;margin-top:791.15pt;width:14.2pt;height:15.55pt;z-index:-17182208;visibility:visible;mso-wrap-style:square;mso-width-percent:0;mso-height-percent:0;mso-wrap-distance-left:9pt;mso-wrap-distance-top:0;mso-wrap-distance-right:9pt;mso-wrap-distance-bottom:0;mso-position-horizontal:absolute;mso-position-horizontal-relative:page;mso-position-vertical:absolute;mso-position-vertical-relative:page;mso-width-percent:0;mso-height-percent:0;mso-width-relative:page;mso-height-relative:page;v-text-anchor:top" o:gfxdata="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" filled="f" stroked="f">
+              <v:shape w14:anchorId="7584F810" id="Text Box 3" o:spid="_x0000_s1027" type="#_x0000_t202" style="position:absolute;left:0;text-align:left;margin-left:538.9pt;margin-top:791.15pt;width:14.2pt;height:15.55pt;z-index:-17182208;visibility:visible;mso-wrap-style:square;mso-width-percent:0;mso-height-percent:0;mso-wrap-distance-left:9pt;mso-wrap-distance-top:0;mso-wrap-distance-right:9pt;mso-wrap-distance-bottom:0;mso-position-horizontal:absolute;mso-position-horizontal-relative:page;mso-position-vertical:absolute;mso-position-vertical-relative:page;mso-width-percent:0;mso-height-percent:0;mso-width-relative:page;mso-height-relative:page;v-text-anchor:top" o:gfxdata="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" filled="f" stroked="f">
                 <v:textbox inset="0,0,0,0">
                   <w:txbxContent>
                     <w:p>
@@ -24901,7 +25454,7 @@
               </wp:anchor>
             </w:drawing>
           </mc:Choice>
-          <mc:Fallback xmlns:w16du="http://schemas.microsoft.com/office/word/2023/wordml/word16du" xmlns:w16sdtdh="http://schemas.microsoft.com/office/word/2020/wordml/sdtdatahash" xmlns:w16="http://schemas.microsoft.com/office/word/2018/wordml" xmlns:w16cid="http://schemas.microsoft.com/office/word/2016/wordml/cid" xmlns:w16cex="http://schemas.microsoft.com/office/word/2018/wordml/cex" xmlns:oel="http://schemas.microsoft.com/office/2019/extlst" xmlns:am3d="http://schemas.microsoft.com/office/drawing/2017/model3d" xmlns:aink="http://schemas.microsoft.com/office/drawing/2016/ink" xmlns:cx8="http://schemas.microsoft.com/office/drawing/2016/5/14/chartex" xmlns:cx7="http://schemas.microsoft.com/office/drawing/2016/5/13/chartex" xmlns:cx6="http://schemas.microsoft.com/office/drawing/2016/5/12/chartex" xmlns:cx5="http://schemas.microsoft.com/office/drawing/2016/5/11/chartex" xmlns:cx4="http://schemas.microsoft.com/office/drawing/2016/5/10/chartex" xmlns:cx3="http://schemas.microsoft.com/office/drawing/2016/5/9/chartex" xmlns:cx2="http://schemas.microsoft.com/office/drawing/2015/10/21/chartex" xmlns:cx1="http://schemas.microsoft.com/office/drawing/2015/9/8/chartex">
+          <mc:Fallback xmlns:cx1="http://schemas.microsoft.com/office/drawing/2015/9/8/chartex" xmlns:cx2="http://schemas.microsoft.com/office/drawing/2015/10/21/chartex" xmlns:cx3="http://schemas.microsoft.com/office/drawing/2016/5/9/chartex" xmlns:cx4="http://schemas.microsoft.com/office/drawing/2016/5/10/chartex" xmlns:cx5="http://schemas.microsoft.com/office/drawing/2016/5/11/chartex" xmlns:cx6="http://schemas.microsoft.com/office/drawing/2016/5/12/chartex" xmlns:cx7="http://schemas.microsoft.com/office/drawing/2016/5/13/chartex" xmlns:cx8="http://schemas.microsoft.com/office/drawing/2016/5/14/chartex" xmlns:aink="http://schemas.microsoft.com/office/drawing/2016/ink" xmlns:am3d="http://schemas.microsoft.com/office/drawing/2017/model3d" xmlns:oel="http://schemas.microsoft.com/office/2019/extlst" xmlns:w16cex="http://schemas.microsoft.com/office/word/2018/wordml/cex" xmlns:w16cid="http://schemas.microsoft.com/office/word/2016/wordml/cid" xmlns:w16="http://schemas.microsoft.com/office/word/2018/wordml" xmlns:w16sdtdh="http://schemas.microsoft.com/office/word/2020/wordml/sdtdatahash" xmlns:w16du="http://schemas.microsoft.com/office/word/2023/wordml/word16du">
             <w:pict>
               <v:rect w14:anchorId="5DA3D131" id="Rectangle 2" o:spid="_x0000_s1026" style="position:absolute;margin-left:528pt;margin-top:17.5pt;width:43.2pt;height:31.2pt;z-index:-15707136;visibility:visible;mso-wrap-style:square;mso-width-percent:0;mso-height-percent:0;mso-wrap-distance-left:0;mso-wrap-distance-top:0;mso-wrap-distance-right:0;mso-wrap-distance-bottom:0;mso-position-horizontal:absolute;mso-position-horizontal-relative:page;mso-position-vertical:absolute;mso-position-vertical-relative:text;mso-width-percent:0;mso-height-percent:0;mso-width-relative:page;mso-height-relative:page;v-text-anchor:top" o:gfxdata="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" stroked="f">
                 <w10:wrap type="topAndBottom" anchorx="page"/>
@@ -25034,7 +25587,7 @@
                             <w:rPr>
                               <w:noProof/>
                             </w:rPr>
-                            <w:t>5</w:t>
+                            <w:t>46</w:t>
                           </w:r>
                           <w:r>
                             <w:fldChar w:fldCharType="end"/>
@@ -25085,7 +25638,7 @@
                       <w:rPr>
                         <w:noProof/>
                       </w:rPr>
-                      <w:t>5</w:t>
+                      <w:t>46</w:t>
                     </w:r>
                     <w:r>
                       <w:fldChar w:fldCharType="end"/>
@@ -27737,6 +28290,21 @@
     <w:basedOn w:val="a8"/>
     <w:rsid w:val="00807C78"/>
   </w:style>
+  <w:style w:type="paragraph" w:customStyle="1" w:styleId="Default">
+    <w:name w:val="Default"/>
+    <w:rsid w:val="00F07A9B"/>
+    <w:pPr>
+      <w:widowControl/>
+      <w:adjustRightInd w:val="0"/>
+    </w:pPr>
+    <w:rPr>
+      <w:rFonts w:ascii="Times New Roman" w:hAnsi="Times New Roman" w:cs="Times New Roman"/>
+      <w:color w:val="000000"/>
+      <w:sz w:val="24"/>
+      <w:szCs w:val="24"/>
+      <w:lang w:val="ru-RU"/>
+    </w:rPr>
+  </w:style>
 </w:styles>
 </file>
 
@@ -28028,7 +28596,7 @@
 </file>
 
 <file path=customXml/itemProps1.xml><?xml version="1.0" encoding="utf-8"?>
-<ds:datastoreItem xmlns:ds="http://schemas.openxmlformats.org/officeDocument/2006/customXml" ds:itemID="{74F9CBE9-0516-4AEA-A2AF-9D9999464C76}">
+<ds:datastoreItem xmlns:ds="http://schemas.openxmlformats.org/officeDocument/2006/customXml" ds:itemID="{1A39445D-A5D0-4EED-ACB5-07A40828D5E0}">
   <ds:schemaRefs>
     <ds:schemaRef ds:uri="http://schemas.openxmlformats.org/officeDocument/2006/bibliography"/>
   </ds:schemaRefs>
